--- a/AMIT_PUNIA_RESUME.docx
+++ b/AMIT_PUNIA_RESUME.docx
@@ -1382,7 +1382,10 @@
         <w:t>3</w:t>
       </w:r>
       <w:r>
-        <w:t xml:space="preserve"> to 24 Jan-2024</w:t>
+        <w:t xml:space="preserve"> to 24 Jan-202</w:t>
+      </w:r>
+      <w:r>
+        <w:t>5</w:t>
       </w:r>
     </w:p>
     <w:p>
@@ -1748,39 +1751,7 @@
                   <w:rFonts w:ascii="Verdana" w:eastAsia="Verdana" w:hAnsi="Verdana" w:cs="Verdana"/>
                   <w:b/>
                 </w:rPr>
-                <w:t>Cle</w:t>
-              </w:r>
-              <w:r>
-                <w:rPr>
-                  <w:rStyle w:val="Hyperlink"/>
-                  <w:rFonts w:ascii="Verdana" w:eastAsia="Verdana" w:hAnsi="Verdana" w:cs="Verdana"/>
-                  <w:b/>
-                </w:rPr>
-                <w:t>a</w:t>
-              </w:r>
-              <w:r>
-                <w:rPr>
-                  <w:rStyle w:val="Hyperlink"/>
-                  <w:rFonts w:ascii="Verdana" w:eastAsia="Verdana" w:hAnsi="Verdana" w:cs="Verdana"/>
-                  <w:b/>
-                </w:rPr>
-                <w:t>r</w:t>
-              </w:r>
-              <w:r>
-                <w:rPr>
-                  <w:rStyle w:val="Hyperlink"/>
-                  <w:rFonts w:ascii="Verdana" w:eastAsia="Verdana" w:hAnsi="Verdana" w:cs="Verdana"/>
-                  <w:b/>
-                </w:rPr>
-                <w:t>-</w:t>
-              </w:r>
-              <w:r>
-                <w:rPr>
-                  <w:rStyle w:val="Hyperlink"/>
-                  <w:rFonts w:ascii="Verdana" w:eastAsia="Verdana" w:hAnsi="Verdana" w:cs="Verdana"/>
-                  <w:b/>
-                </w:rPr>
-                <w:t>View</w:t>
+                <w:t>Clear-View</w:t>
               </w:r>
             </w:hyperlink>
           </w:p>
@@ -1870,55 +1841,7 @@
                   <w:rFonts w:ascii="Verdana" w:eastAsia="Verdana" w:hAnsi="Verdana" w:cs="Verdana"/>
                   <w:b/>
                 </w:rPr>
-                <w:t>Envi</w:t>
-              </w:r>
-              <w:r>
-                <w:rPr>
-                  <w:rStyle w:val="Hyperlink"/>
-                  <w:rFonts w:ascii="Verdana" w:eastAsia="Verdana" w:hAnsi="Verdana" w:cs="Verdana"/>
-                  <w:b/>
-                </w:rPr>
-                <w:t>z</w:t>
-              </w:r>
-              <w:r>
-                <w:rPr>
-                  <w:rStyle w:val="Hyperlink"/>
-                  <w:rFonts w:ascii="Verdana" w:eastAsia="Verdana" w:hAnsi="Verdana" w:cs="Verdana"/>
-                  <w:b/>
-                </w:rPr>
-                <w:t>i-Sus</w:t>
-              </w:r>
-              <w:r>
-                <w:rPr>
-                  <w:rStyle w:val="Hyperlink"/>
-                  <w:rFonts w:ascii="Verdana" w:eastAsia="Verdana" w:hAnsi="Verdana" w:cs="Verdana"/>
-                  <w:b/>
-                </w:rPr>
-                <w:t>t</w:t>
-              </w:r>
-              <w:r>
-                <w:rPr>
-                  <w:rStyle w:val="Hyperlink"/>
-                  <w:rFonts w:ascii="Verdana" w:eastAsia="Verdana" w:hAnsi="Verdana" w:cs="Verdana"/>
-                  <w:b/>
-                </w:rPr>
-                <w:t>a</w:t>
-              </w:r>
-              <w:r>
-                <w:rPr>
-                  <w:rStyle w:val="Hyperlink"/>
-                  <w:rFonts w:ascii="Verdana" w:eastAsia="Verdana" w:hAnsi="Verdana" w:cs="Verdana"/>
-                  <w:b/>
-                </w:rPr>
-                <w:t>n</w:t>
-              </w:r>
-              <w:r>
-                <w:rPr>
-                  <w:rStyle w:val="Hyperlink"/>
-                  <w:rFonts w:ascii="Verdana" w:eastAsia="Verdana" w:hAnsi="Verdana" w:cs="Verdana"/>
-                  <w:b/>
-                </w:rPr>
-                <w:t>ibility</w:t>
+                <w:t>Envizi-Sustanibility</w:t>
               </w:r>
             </w:hyperlink>
           </w:p>
@@ -2008,23 +1931,7 @@
                   <w:rFonts w:ascii="Verdana" w:eastAsia="Verdana" w:hAnsi="Verdana" w:cs="Verdana"/>
                   <w:b/>
                 </w:rPr>
-                <w:t>Payroll Verification A</w:t>
-              </w:r>
-              <w:r>
-                <w:rPr>
-                  <w:rStyle w:val="Hyperlink"/>
-                  <w:rFonts w:ascii="Verdana" w:eastAsia="Verdana" w:hAnsi="Verdana" w:cs="Verdana"/>
-                  <w:b/>
-                </w:rPr>
-                <w:t>u</w:t>
-              </w:r>
-              <w:r>
-                <w:rPr>
-                  <w:rStyle w:val="Hyperlink"/>
-                  <w:rFonts w:ascii="Verdana" w:eastAsia="Verdana" w:hAnsi="Verdana" w:cs="Verdana"/>
-                  <w:b/>
-                </w:rPr>
-                <w:t>tomation</w:t>
+                <w:t>Payroll Verification Automation</w:t>
               </w:r>
             </w:hyperlink>
           </w:p>
@@ -2114,23 +2021,7 @@
                   <w:rFonts w:ascii="Verdana" w:eastAsia="Verdana" w:hAnsi="Verdana" w:cs="Verdana"/>
                   <w:b/>
                 </w:rPr>
-                <w:t>Sm</w:t>
-              </w:r>
-              <w:r>
-                <w:rPr>
-                  <w:rStyle w:val="Hyperlink"/>
-                  <w:rFonts w:ascii="Verdana" w:eastAsia="Verdana" w:hAnsi="Verdana" w:cs="Verdana"/>
-                  <w:b/>
-                </w:rPr>
-                <w:t>a</w:t>
-              </w:r>
-              <w:r>
-                <w:rPr>
-                  <w:rStyle w:val="Hyperlink"/>
-                  <w:rFonts w:ascii="Verdana" w:eastAsia="Verdana" w:hAnsi="Verdana" w:cs="Verdana"/>
-                  <w:b/>
-                </w:rPr>
-                <w:t>rt Doc</w:t>
+                <w:t>Smart Doc</w:t>
               </w:r>
             </w:hyperlink>
           </w:p>
@@ -2220,23 +2111,7 @@
                   <w:rFonts w:ascii="Verdana" w:eastAsia="Verdana" w:hAnsi="Verdana" w:cs="Verdana"/>
                   <w:b/>
                 </w:rPr>
-                <w:t>RPM</w:t>
-              </w:r>
-              <w:r>
-                <w:rPr>
-                  <w:rStyle w:val="Hyperlink"/>
-                  <w:rFonts w:ascii="Verdana" w:eastAsia="Verdana" w:hAnsi="Verdana" w:cs="Verdana"/>
-                  <w:b/>
-                </w:rPr>
-                <w:t>(</w:t>
-              </w:r>
-              <w:r>
-                <w:rPr>
-                  <w:rStyle w:val="Hyperlink"/>
-                  <w:rFonts w:ascii="Verdana" w:eastAsia="Verdana" w:hAnsi="Verdana" w:cs="Verdana"/>
-                  <w:b/>
-                </w:rPr>
-                <w:t>RemotePatient Monitoring)</w:t>
+                <w:t>RPM(RemotePatient Monitoring)</w:t>
               </w:r>
             </w:hyperlink>
           </w:p>
@@ -2416,55 +2291,7 @@
                   <w:rFonts w:ascii="Verdana" w:eastAsia="Verdana" w:hAnsi="Verdana" w:cs="Verdana"/>
                   <w:b/>
                 </w:rPr>
-                <w:t>Gord</w:t>
-              </w:r>
-              <w:r>
-                <w:rPr>
-                  <w:rStyle w:val="Hyperlink"/>
-                  <w:rFonts w:ascii="Verdana" w:eastAsia="Verdana" w:hAnsi="Verdana" w:cs="Verdana"/>
-                  <w:b/>
-                </w:rPr>
-                <w:t>y</w:t>
-              </w:r>
-              <w:r>
-                <w:rPr>
-                  <w:rStyle w:val="Hyperlink"/>
-                  <w:rFonts w:ascii="Verdana" w:eastAsia="Verdana" w:hAnsi="Verdana" w:cs="Verdana"/>
-                  <w:b/>
-                </w:rPr>
-                <w:t xml:space="preserve"> </w:t>
-              </w:r>
-              <w:r>
-                <w:rPr>
-                  <w:rStyle w:val="Hyperlink"/>
-                  <w:rFonts w:ascii="Verdana" w:eastAsia="Verdana" w:hAnsi="Verdana" w:cs="Verdana"/>
-                  <w:b/>
-                </w:rPr>
-                <w:t>H</w:t>
-              </w:r>
-              <w:r>
-                <w:rPr>
-                  <w:rStyle w:val="Hyperlink"/>
-                  <w:rFonts w:ascii="Verdana" w:eastAsia="Verdana" w:hAnsi="Verdana" w:cs="Verdana"/>
-                  <w:b/>
-                </w:rPr>
-                <w:t>e</w:t>
-              </w:r>
-              <w:r>
-                <w:rPr>
-                  <w:rStyle w:val="Hyperlink"/>
-                  <w:rFonts w:ascii="Verdana" w:eastAsia="Verdana" w:hAnsi="Verdana" w:cs="Verdana"/>
-                  <w:b/>
-                </w:rPr>
-                <w:t>a</w:t>
-              </w:r>
-              <w:r>
-                <w:rPr>
-                  <w:rStyle w:val="Hyperlink"/>
-                  <w:rFonts w:ascii="Verdana" w:eastAsia="Verdana" w:hAnsi="Verdana" w:cs="Verdana"/>
-                  <w:b/>
-                </w:rPr>
-                <w:t>lth</w:t>
+                <w:t>Gordy Health</w:t>
               </w:r>
             </w:hyperlink>
           </w:p>
@@ -2554,23 +2381,7 @@
                   <w:rFonts w:ascii="Verdana" w:eastAsia="Verdana" w:hAnsi="Verdana" w:cs="Verdana"/>
                   <w:b/>
                 </w:rPr>
-                <w:t>Tale</w:t>
-              </w:r>
-              <w:r>
-                <w:rPr>
-                  <w:rStyle w:val="Hyperlink"/>
-                  <w:rFonts w:ascii="Verdana" w:eastAsia="Verdana" w:hAnsi="Verdana" w:cs="Verdana"/>
-                  <w:b/>
-                </w:rPr>
-                <w:t>n</w:t>
-              </w:r>
-              <w:r>
-                <w:rPr>
-                  <w:rStyle w:val="Hyperlink"/>
-                  <w:rFonts w:ascii="Verdana" w:eastAsia="Verdana" w:hAnsi="Verdana" w:cs="Verdana"/>
-                  <w:b/>
-                </w:rPr>
-                <w:t>t500</w:t>
+                <w:t>Talent500</w:t>
               </w:r>
             </w:hyperlink>
           </w:p>
@@ -2660,15 +2471,7 @@
                   <w:rFonts w:ascii="Verdana" w:eastAsia="Verdana" w:hAnsi="Verdana" w:cs="Verdana"/>
                   <w:b/>
                 </w:rPr>
-                <w:t>TugB</w:t>
-              </w:r>
-              <w:r>
-                <w:rPr>
-                  <w:rStyle w:val="Hyperlink"/>
-                  <w:rFonts w:ascii="Verdana" w:eastAsia="Verdana" w:hAnsi="Verdana" w:cs="Verdana"/>
-                  <w:b/>
-                </w:rPr>
-                <w:t>o</w:t>
+                <w:t>TugBo</w:t>
               </w:r>
               <w:r>
                 <w:rPr>
@@ -2780,23 +2583,7 @@
                   <w:rFonts w:ascii="Verdana" w:eastAsia="Verdana" w:hAnsi="Verdana" w:cs="Verdana"/>
                   <w:b/>
                 </w:rPr>
-                <w:t>Tanla W</w:t>
-              </w:r>
-              <w:r>
-                <w:rPr>
-                  <w:rStyle w:val="Hyperlink"/>
-                  <w:rFonts w:ascii="Verdana" w:eastAsia="Verdana" w:hAnsi="Verdana" w:cs="Verdana"/>
-                  <w:b/>
-                </w:rPr>
-                <w:t>i</w:t>
-              </w:r>
-              <w:r>
-                <w:rPr>
-                  <w:rStyle w:val="Hyperlink"/>
-                  <w:rFonts w:ascii="Verdana" w:eastAsia="Verdana" w:hAnsi="Verdana" w:cs="Verdana"/>
-                  <w:b/>
-                </w:rPr>
-                <w:t>sely</w:t>
+                <w:t>Tanla Wisely</w:t>
               </w:r>
             </w:hyperlink>
           </w:p>
@@ -3262,420 +3049,405 @@
         <w:pStyle w:val="NormalWeb"/>
       </w:pPr>
       <w:r>
-        <w:t>Django</w:t>
-      </w:r>
-      <w:r>
+        <w:t xml:space="preserve">Django </w:t>
+      </w:r>
+      <w:r>
+        <w:t xml:space="preserve">| </w:t>
+      </w:r>
+      <w:r>
+        <w:t xml:space="preserve"> Flask </w:t>
+      </w:r>
+      <w:r>
+        <w:t xml:space="preserve">| </w:t>
+      </w:r>
+      <w:r>
+        <w:t xml:space="preserve"> FastAPI </w:t>
+      </w:r>
+      <w:r>
+        <w:t xml:space="preserve">| </w:t>
+      </w:r>
+      <w:r>
+        <w:t>Sanic</w:t>
+      </w:r>
+      <w:r>
+        <w:rPr>
+          <w:rStyle w:val="hover-buttons"/>
+          <w:rFonts w:eastAsiaTheme="majorEastAsia"/>
+        </w:rPr>
+        <w:t xml:space="preserve">| </w:t>
+      </w:r>
+      <w:r>
+        <w:t>Kafka</w:t>
+      </w:r>
+      <w:r>
+        <w:rPr>
+          <w:rStyle w:val="hover-buttons"/>
+          <w:rFonts w:eastAsiaTheme="majorEastAsia"/>
+        </w:rPr>
+        <w:t xml:space="preserve">| </w:t>
+      </w:r>
+      <w:r>
+        <w:t>RabbitMQ</w:t>
+      </w:r>
+      <w:r>
+        <w:rPr>
+          <w:rStyle w:val="hover-buttons"/>
+          <w:rFonts w:eastAsiaTheme="majorEastAsia"/>
+        </w:rPr>
+        <w:t xml:space="preserve">| </w:t>
+      </w:r>
+      <w:r>
+        <w:t>PyTest</w:t>
+      </w:r>
+      <w:r>
+        <w:rPr>
+          <w:rStyle w:val="hover-buttons"/>
+          <w:rFonts w:eastAsiaTheme="majorEastAsia"/>
+        </w:rPr>
+        <w:t xml:space="preserve">| </w:t>
+      </w:r>
+      <w:r>
+        <w:t>UnitTest</w:t>
+      </w:r>
+      <w:r>
+        <w:rPr>
+          <w:rStyle w:val="hover-buttons"/>
+          <w:rFonts w:eastAsiaTheme="majorEastAsia"/>
+        </w:rPr>
+        <w:t xml:space="preserve">| </w:t>
+      </w:r>
+      <w:r>
+        <w:t>GitHub Actions</w:t>
+      </w:r>
+      <w:r>
+        <w:rPr>
+          <w:rStyle w:val="hover-buttons"/>
+          <w:rFonts w:eastAsiaTheme="majorEastAsia"/>
+        </w:rPr>
+        <w:t xml:space="preserve">| </w:t>
+      </w:r>
+      <w:r>
+        <w:t xml:space="preserve">GitLab </w:t>
+      </w:r>
+      <w:r>
+        <w:t xml:space="preserve">| </w:t>
+      </w:r>
+      <w:r>
+        <w:t>CI/CD</w:t>
+      </w:r>
+      <w:r>
+        <w:rPr>
+          <w:rStyle w:val="hover-buttons"/>
+          <w:rFonts w:eastAsiaTheme="majorEastAsia"/>
+        </w:rPr>
+        <w:t xml:space="preserve">| </w:t>
+      </w:r>
+      <w:r>
+        <w:t>Bitbucket Pipelines</w:t>
+      </w:r>
+      <w:r>
+        <w:rPr>
+          <w:rStyle w:val="hover-buttons"/>
+          <w:rFonts w:eastAsiaTheme="majorEastAsia"/>
+        </w:rPr>
+        <w:t xml:space="preserve">| </w:t>
+      </w:r>
+      <w:r>
+        <w:t>Celery</w:t>
+      </w:r>
+      <w:r>
+        <w:rPr>
+          <w:rStyle w:val="hover-buttons"/>
+          <w:rFonts w:eastAsiaTheme="majorEastAsia"/>
+        </w:rPr>
+        <w:t xml:space="preserve">| </w:t>
+      </w:r>
+      <w:r>
+        <w:t>Redis</w:t>
+      </w:r>
+      <w:r>
+        <w:rPr>
+          <w:rStyle w:val="hover-buttons"/>
+          <w:rFonts w:eastAsiaTheme="majorEastAsia"/>
+        </w:rPr>
+        <w:t xml:space="preserve">| </w:t>
+      </w:r>
+      <w:r>
+        <w:t>MySQL</w:t>
+      </w:r>
+      <w:r>
+        <w:rPr>
+          <w:rStyle w:val="hover-buttons"/>
+          <w:rFonts w:eastAsiaTheme="majorEastAsia"/>
+        </w:rPr>
+        <w:t xml:space="preserve">| </w:t>
+      </w:r>
+      <w:r>
+        <w:t>PostgreSQL</w:t>
+      </w:r>
+      <w:r>
+        <w:rPr>
+          <w:rStyle w:val="hover-buttons"/>
+          <w:rFonts w:eastAsiaTheme="majorEastAsia"/>
+        </w:rPr>
+        <w:t xml:space="preserve">| </w:t>
+      </w:r>
+      <w:r>
+        <w:t>AWS DynamoDB</w:t>
+      </w:r>
+      <w:r>
+        <w:rPr>
+          <w:rStyle w:val="hover-buttons"/>
+          <w:rFonts w:eastAsiaTheme="majorEastAsia"/>
+        </w:rPr>
+        <w:t xml:space="preserve">| </w:t>
+      </w:r>
+      <w:r>
+        <w:t>Couchbase</w:t>
+      </w:r>
+      <w:r>
+        <w:rPr>
+          <w:rStyle w:val="hover-buttons"/>
+          <w:rFonts w:eastAsiaTheme="majorEastAsia"/>
+        </w:rPr>
+        <w:t xml:space="preserve">| </w:t>
+      </w:r>
+      <w:r>
+        <w:t>MongoDB</w:t>
+      </w:r>
+      <w:r>
+        <w:rPr>
+          <w:rStyle w:val="hover-buttons"/>
+          <w:rFonts w:eastAsiaTheme="majorEastAsia"/>
+        </w:rPr>
+        <w:t xml:space="preserve">| </w:t>
+      </w:r>
+      <w:r>
+        <w:t>Docker</w:t>
+      </w:r>
+      <w:r>
+        <w:rPr>
+          <w:rStyle w:val="hover-buttons"/>
+          <w:rFonts w:eastAsiaTheme="majorEastAsia"/>
+        </w:rPr>
+        <w:t xml:space="preserve">| </w:t>
+      </w:r>
+      <w:r>
+        <w:t>Azure</w:t>
+      </w:r>
+      <w:r>
+        <w:rPr>
+          <w:rStyle w:val="hover-buttons"/>
+          <w:rFonts w:eastAsiaTheme="majorEastAsia"/>
+        </w:rPr>
+        <w:t xml:space="preserve">| </w:t>
+      </w:r>
+      <w:r>
+        <w:t>GCP</w:t>
+      </w:r>
+      <w:r>
+        <w:rPr>
+          <w:rStyle w:val="hover-buttons"/>
+          <w:rFonts w:eastAsiaTheme="majorEastAsia"/>
+        </w:rPr>
+        <w:t xml:space="preserve">| </w:t>
+      </w:r>
+      <w:r>
+        <w:t>JIRA</w:t>
+      </w:r>
+      <w:r>
+        <w:rPr>
+          <w:rStyle w:val="hover-buttons"/>
+          <w:rFonts w:eastAsiaTheme="majorEastAsia"/>
+        </w:rPr>
+        <w:t xml:space="preserve">| </w:t>
+      </w:r>
+      <w:r>
+        <w:t>Rally</w:t>
+      </w:r>
+      <w:r>
+        <w:rPr>
+          <w:rStyle w:val="hover-buttons"/>
+          <w:rFonts w:eastAsiaTheme="majorEastAsia"/>
+        </w:rPr>
+        <w:t xml:space="preserve">| </w:t>
+      </w:r>
+      <w:r>
+        <w:t>Trello</w:t>
+      </w:r>
+      <w:r>
+        <w:rPr>
+          <w:rStyle w:val="hover-buttons"/>
+          <w:rFonts w:eastAsiaTheme="majorEastAsia"/>
+        </w:rPr>
+        <w:t xml:space="preserve">| </w:t>
+      </w:r>
+      <w:r>
+        <w:t>Azure DevOps</w:t>
+      </w:r>
+      <w:r>
+        <w:rPr>
+          <w:rStyle w:val="hover-buttons"/>
+          <w:rFonts w:eastAsiaTheme="majorEastAsia"/>
+        </w:rPr>
+        <w:t xml:space="preserve">| </w:t>
+      </w:r>
+      <w:r>
+        <w:t>GitHub</w:t>
+      </w:r>
+      <w:r>
+        <w:rPr>
+          <w:rStyle w:val="hover-buttons"/>
+          <w:rFonts w:eastAsiaTheme="majorEastAsia"/>
+        </w:rPr>
+        <w:t xml:space="preserve">| </w:t>
+      </w:r>
+      <w:r>
+        <w:t>GitLab</w:t>
+      </w:r>
+      <w:r>
+        <w:rPr>
+          <w:rStyle w:val="hover-buttons"/>
+          <w:rFonts w:eastAsiaTheme="majorEastAsia"/>
+        </w:rPr>
+        <w:t xml:space="preserve">| </w:t>
+      </w:r>
+      <w:r>
+        <w:t>Bitbucket</w:t>
+      </w:r>
+      <w:r>
+        <w:rPr>
+          <w:rStyle w:val="hover-buttons"/>
+          <w:rFonts w:eastAsiaTheme="majorEastAsia"/>
+        </w:rPr>
+        <w:t xml:space="preserve">| </w:t>
+      </w:r>
+      <w:r>
+        <w:t>Datadog</w:t>
+      </w:r>
+      <w:r>
+        <w:rPr>
+          <w:rStyle w:val="hover-buttons"/>
+          <w:rFonts w:eastAsiaTheme="majorEastAsia"/>
+        </w:rPr>
+        <w:t xml:space="preserve">| </w:t>
+      </w:r>
+      <w:r>
+        <w:t>Kibana</w:t>
+      </w:r>
+      <w:r>
+        <w:rPr>
+          <w:rStyle w:val="hover-buttons"/>
+          <w:rFonts w:eastAsiaTheme="majorEastAsia"/>
+        </w:rPr>
+        <w:t xml:space="preserve">| </w:t>
+      </w:r>
+      <w:r>
+        <w:t>Grafana</w:t>
+      </w:r>
+      <w:r>
+        <w:rPr>
+          <w:rStyle w:val="hover-buttons"/>
+          <w:rFonts w:eastAsiaTheme="majorEastAsia"/>
+        </w:rPr>
+        <w:t xml:space="preserve">| </w:t>
+      </w:r>
+      <w:r>
+        <w:t>ELK Stack</w:t>
+      </w:r>
+      <w:r>
+        <w:rPr>
+          <w:rStyle w:val="hover-buttons"/>
+          <w:rFonts w:eastAsiaTheme="majorEastAsia"/>
+        </w:rPr>
+        <w:t xml:space="preserve">| </w:t>
+      </w:r>
+      <w:r>
+        <w:t>SonarQube</w:t>
+      </w:r>
+      <w:r>
+        <w:rPr>
+          <w:rStyle w:val="hover-buttons"/>
+          <w:rFonts w:eastAsiaTheme="majorEastAsia"/>
+        </w:rPr>
+        <w:t xml:space="preserve">| </w:t>
+      </w:r>
+      <w:r>
+        <w:t>Trivy</w:t>
+      </w:r>
+      <w:r>
+        <w:rPr>
+          <w:rStyle w:val="hover-buttons"/>
+          <w:rFonts w:eastAsiaTheme="majorEastAsia"/>
+        </w:rPr>
+        <w:t xml:space="preserve">| </w:t>
+      </w:r>
+      <w:r>
+        <w:t>OAuth 0</w:t>
+      </w:r>
+      <w:r>
+        <w:rPr>
+          <w:rStyle w:val="hover-buttons"/>
+          <w:rFonts w:eastAsiaTheme="majorEastAsia"/>
+        </w:rPr>
+        <w:t xml:space="preserve">| </w:t>
+      </w:r>
+      <w:r>
+        <w:t>JWT</w:t>
+      </w:r>
+      <w:r>
+        <w:rPr>
+          <w:rStyle w:val="hover-buttons"/>
+          <w:rFonts w:eastAsiaTheme="majorEastAsia"/>
+        </w:rPr>
+        <w:t xml:space="preserve">| </w:t>
+      </w:r>
+      <w:r>
+        <w:t>OpenID Connect</w:t>
+      </w:r>
+      <w:r>
+        <w:rPr>
+          <w:rStyle w:val="hover-buttons"/>
+          <w:rFonts w:eastAsiaTheme="majorEastAsia"/>
+        </w:rPr>
+        <w:t xml:space="preserve">| </w:t>
+      </w:r>
+      <w:r>
+        <w:t>SAML</w:t>
+      </w:r>
+      <w:r>
+        <w:rPr>
+          <w:rStyle w:val="hover-buttons"/>
+          <w:rFonts w:eastAsiaTheme="majorEastAsia"/>
+        </w:rPr>
+        <w:t xml:space="preserve">| </w:t>
+      </w:r>
+      <w:r>
+        <w:rPr>
+          <w:rStyle w:val="hover-buttons"/>
+          <w:rFonts w:eastAsiaTheme="majorEastAsia"/>
+        </w:rPr>
         <w:t xml:space="preserve"> </w:t>
       </w:r>
       <w:r>
+        <w:t xml:space="preserve">AWS Lambda </w:t>
+      </w:r>
+      <w:r>
+        <w:rPr>
+          <w:rStyle w:val="hover-buttons"/>
+          <w:rFonts w:eastAsiaTheme="majorEastAsia"/>
+        </w:rPr>
         <w:t xml:space="preserve">| </w:t>
       </w:r>
       <w:r>
+        <w:rPr>
+          <w:rStyle w:val="hover-buttons"/>
+          <w:rFonts w:eastAsiaTheme="majorEastAsia"/>
+        </w:rPr>
         <w:t xml:space="preserve"> </w:t>
       </w:r>
       <w:r>
-        <w:t>Flask</w:t>
-      </w:r>
-      <w:r>
-        <w:t xml:space="preserve"> </w:t>
-      </w:r>
-      <w:r>
-        <w:t xml:space="preserve">| </w:t>
-      </w:r>
-      <w:r>
-        <w:t xml:space="preserve"> FastAPI </w:t>
-      </w:r>
-      <w:r>
-        <w:t xml:space="preserve">| </w:t>
-      </w:r>
-      <w:r>
-        <w:t>Sanic</w:t>
-      </w:r>
-      <w:r>
-        <w:rPr>
-          <w:rStyle w:val="hover-buttons"/>
-          <w:rFonts w:eastAsiaTheme="majorEastAsia"/>
-        </w:rPr>
-        <w:t xml:space="preserve">| </w:t>
-      </w:r>
-      <w:r>
-        <w:t>Kafka</w:t>
-      </w:r>
-      <w:r>
-        <w:rPr>
-          <w:rStyle w:val="hover-buttons"/>
-          <w:rFonts w:eastAsiaTheme="majorEastAsia"/>
-        </w:rPr>
-        <w:t xml:space="preserve">| </w:t>
-      </w:r>
-      <w:r>
-        <w:t>RabbitMQ</w:t>
-      </w:r>
-      <w:r>
-        <w:rPr>
-          <w:rStyle w:val="hover-buttons"/>
-          <w:rFonts w:eastAsiaTheme="majorEastAsia"/>
-        </w:rPr>
-        <w:t xml:space="preserve">| </w:t>
-      </w:r>
-      <w:r>
-        <w:t>PyTest</w:t>
-      </w:r>
-      <w:r>
-        <w:rPr>
-          <w:rStyle w:val="hover-buttons"/>
-          <w:rFonts w:eastAsiaTheme="majorEastAsia"/>
-        </w:rPr>
-        <w:t xml:space="preserve">| </w:t>
-      </w:r>
-      <w:r>
-        <w:t>UnitTest</w:t>
-      </w:r>
-      <w:r>
-        <w:rPr>
-          <w:rStyle w:val="hover-buttons"/>
-          <w:rFonts w:eastAsiaTheme="majorEastAsia"/>
-        </w:rPr>
-        <w:t xml:space="preserve">| </w:t>
-      </w:r>
-      <w:r>
-        <w:t>GitHub Actions</w:t>
-      </w:r>
-      <w:r>
-        <w:rPr>
-          <w:rStyle w:val="hover-buttons"/>
-          <w:rFonts w:eastAsiaTheme="majorEastAsia"/>
-        </w:rPr>
-        <w:t xml:space="preserve">| </w:t>
-      </w:r>
-      <w:r>
-        <w:t xml:space="preserve">GitLab </w:t>
-      </w:r>
-      <w:r>
-        <w:t xml:space="preserve">| </w:t>
-      </w:r>
-      <w:r>
-        <w:t>CI/CD</w:t>
-      </w:r>
-      <w:r>
-        <w:rPr>
-          <w:rStyle w:val="hover-buttons"/>
-          <w:rFonts w:eastAsiaTheme="majorEastAsia"/>
-        </w:rPr>
-        <w:t xml:space="preserve">| </w:t>
-      </w:r>
-      <w:r>
-        <w:t>Bitbucket Pipelines</w:t>
-      </w:r>
-      <w:r>
-        <w:rPr>
-          <w:rStyle w:val="hover-buttons"/>
-          <w:rFonts w:eastAsiaTheme="majorEastAsia"/>
-        </w:rPr>
-        <w:t xml:space="preserve">| </w:t>
-      </w:r>
-      <w:r>
-        <w:t>Celery</w:t>
-      </w:r>
-      <w:r>
-        <w:rPr>
-          <w:rStyle w:val="hover-buttons"/>
-          <w:rFonts w:eastAsiaTheme="majorEastAsia"/>
-        </w:rPr>
-        <w:t xml:space="preserve">| </w:t>
-      </w:r>
-      <w:r>
-        <w:t>Redis</w:t>
-      </w:r>
-      <w:r>
-        <w:rPr>
-          <w:rStyle w:val="hover-buttons"/>
-          <w:rFonts w:eastAsiaTheme="majorEastAsia"/>
-        </w:rPr>
-        <w:t xml:space="preserve">| </w:t>
-      </w:r>
-      <w:r>
-        <w:t>MySQL</w:t>
-      </w:r>
-      <w:r>
-        <w:rPr>
-          <w:rStyle w:val="hover-buttons"/>
-          <w:rFonts w:eastAsiaTheme="majorEastAsia"/>
-        </w:rPr>
-        <w:t xml:space="preserve">| </w:t>
-      </w:r>
-      <w:r>
-        <w:t>PostgreSQL</w:t>
-      </w:r>
-      <w:r>
-        <w:rPr>
-          <w:rStyle w:val="hover-buttons"/>
-          <w:rFonts w:eastAsiaTheme="majorEastAsia"/>
-        </w:rPr>
-        <w:t xml:space="preserve">| </w:t>
-      </w:r>
-      <w:r>
-        <w:t>AWS DynamoDB</w:t>
-      </w:r>
-      <w:r>
-        <w:rPr>
-          <w:rStyle w:val="hover-buttons"/>
-          <w:rFonts w:eastAsiaTheme="majorEastAsia"/>
-        </w:rPr>
-        <w:t xml:space="preserve">| </w:t>
-      </w:r>
-      <w:r>
-        <w:t>Couchbase</w:t>
-      </w:r>
-      <w:r>
-        <w:rPr>
-          <w:rStyle w:val="hover-buttons"/>
-          <w:rFonts w:eastAsiaTheme="majorEastAsia"/>
-        </w:rPr>
-        <w:t xml:space="preserve">| </w:t>
-      </w:r>
-      <w:r>
-        <w:t>MongoDB</w:t>
-      </w:r>
-      <w:r>
-        <w:rPr>
-          <w:rStyle w:val="hover-buttons"/>
-          <w:rFonts w:eastAsiaTheme="majorEastAsia"/>
-        </w:rPr>
-        <w:t xml:space="preserve">| </w:t>
-      </w:r>
-      <w:r>
-        <w:t>Docker</w:t>
-      </w:r>
-      <w:r>
-        <w:rPr>
-          <w:rStyle w:val="hover-buttons"/>
-          <w:rFonts w:eastAsiaTheme="majorEastAsia"/>
-        </w:rPr>
-        <w:t xml:space="preserve">| </w:t>
-      </w:r>
-      <w:r>
-        <w:t>Azure</w:t>
-      </w:r>
-      <w:r>
-        <w:rPr>
-          <w:rStyle w:val="hover-buttons"/>
-          <w:rFonts w:eastAsiaTheme="majorEastAsia"/>
-        </w:rPr>
-        <w:t xml:space="preserve">| </w:t>
-      </w:r>
-      <w:r>
-        <w:t>GCP</w:t>
-      </w:r>
-      <w:r>
-        <w:rPr>
-          <w:rStyle w:val="hover-buttons"/>
-          <w:rFonts w:eastAsiaTheme="majorEastAsia"/>
-        </w:rPr>
-        <w:t xml:space="preserve">| </w:t>
-      </w:r>
-      <w:r>
-        <w:t>JIRA</w:t>
-      </w:r>
-      <w:r>
-        <w:rPr>
-          <w:rStyle w:val="hover-buttons"/>
-          <w:rFonts w:eastAsiaTheme="majorEastAsia"/>
-        </w:rPr>
-        <w:t xml:space="preserve">| </w:t>
-      </w:r>
-      <w:r>
-        <w:t>Rally</w:t>
-      </w:r>
-      <w:r>
-        <w:rPr>
-          <w:rStyle w:val="hover-buttons"/>
-          <w:rFonts w:eastAsiaTheme="majorEastAsia"/>
-        </w:rPr>
-        <w:t xml:space="preserve">| </w:t>
-      </w:r>
-      <w:r>
-        <w:t>Trello</w:t>
-      </w:r>
-      <w:r>
-        <w:rPr>
-          <w:rStyle w:val="hover-buttons"/>
-          <w:rFonts w:eastAsiaTheme="majorEastAsia"/>
-        </w:rPr>
-        <w:t xml:space="preserve">| </w:t>
-      </w:r>
-      <w:r>
-        <w:t>Azure DevOps</w:t>
-      </w:r>
-      <w:r>
-        <w:rPr>
-          <w:rStyle w:val="hover-buttons"/>
-          <w:rFonts w:eastAsiaTheme="majorEastAsia"/>
-        </w:rPr>
-        <w:t xml:space="preserve">| </w:t>
-      </w:r>
-      <w:r>
-        <w:t>GitHub</w:t>
-      </w:r>
-      <w:r>
-        <w:rPr>
-          <w:rStyle w:val="hover-buttons"/>
-          <w:rFonts w:eastAsiaTheme="majorEastAsia"/>
-        </w:rPr>
-        <w:t xml:space="preserve">| </w:t>
-      </w:r>
-      <w:r>
-        <w:t>GitLab</w:t>
-      </w:r>
-      <w:r>
-        <w:rPr>
-          <w:rStyle w:val="hover-buttons"/>
-          <w:rFonts w:eastAsiaTheme="majorEastAsia"/>
-        </w:rPr>
-        <w:t xml:space="preserve">| </w:t>
-      </w:r>
-      <w:r>
-        <w:t>Bitbucket</w:t>
-      </w:r>
-      <w:r>
-        <w:rPr>
-          <w:rStyle w:val="hover-buttons"/>
-          <w:rFonts w:eastAsiaTheme="majorEastAsia"/>
-        </w:rPr>
-        <w:t xml:space="preserve">| </w:t>
-      </w:r>
-      <w:r>
-        <w:t>Datadog</w:t>
-      </w:r>
-      <w:r>
-        <w:rPr>
-          <w:rStyle w:val="hover-buttons"/>
-          <w:rFonts w:eastAsiaTheme="majorEastAsia"/>
-        </w:rPr>
-        <w:t xml:space="preserve">| </w:t>
-      </w:r>
-      <w:r>
-        <w:t>Kibana</w:t>
-      </w:r>
-      <w:r>
-        <w:rPr>
-          <w:rStyle w:val="hover-buttons"/>
-          <w:rFonts w:eastAsiaTheme="majorEastAsia"/>
-        </w:rPr>
-        <w:t xml:space="preserve">| </w:t>
-      </w:r>
-      <w:r>
-        <w:t>Grafana</w:t>
-      </w:r>
-      <w:r>
-        <w:rPr>
-          <w:rStyle w:val="hover-buttons"/>
-          <w:rFonts w:eastAsiaTheme="majorEastAsia"/>
-        </w:rPr>
-        <w:t xml:space="preserve">| </w:t>
-      </w:r>
-      <w:r>
-        <w:t>ELK Stack</w:t>
-      </w:r>
-      <w:r>
-        <w:rPr>
-          <w:rStyle w:val="hover-buttons"/>
-          <w:rFonts w:eastAsiaTheme="majorEastAsia"/>
-        </w:rPr>
-        <w:t xml:space="preserve">| </w:t>
-      </w:r>
-      <w:r>
-        <w:t>SonarQube</w:t>
-      </w:r>
-      <w:r>
-        <w:rPr>
-          <w:rStyle w:val="hover-buttons"/>
-          <w:rFonts w:eastAsiaTheme="majorEastAsia"/>
-        </w:rPr>
-        <w:t xml:space="preserve">| </w:t>
-      </w:r>
-      <w:r>
-        <w:t>Trivy</w:t>
-      </w:r>
-      <w:r>
-        <w:rPr>
-          <w:rStyle w:val="hover-buttons"/>
-          <w:rFonts w:eastAsiaTheme="majorEastAsia"/>
-        </w:rPr>
-        <w:t xml:space="preserve">| </w:t>
-      </w:r>
-      <w:r>
-        <w:t>OAuth 0</w:t>
-      </w:r>
-      <w:r>
-        <w:rPr>
-          <w:rStyle w:val="hover-buttons"/>
-          <w:rFonts w:eastAsiaTheme="majorEastAsia"/>
-        </w:rPr>
-        <w:t xml:space="preserve">| </w:t>
-      </w:r>
-      <w:r>
-        <w:t>JWT</w:t>
-      </w:r>
-      <w:r>
-        <w:rPr>
-          <w:rStyle w:val="hover-buttons"/>
-          <w:rFonts w:eastAsiaTheme="majorEastAsia"/>
-        </w:rPr>
-        <w:t xml:space="preserve">| </w:t>
-      </w:r>
-      <w:r>
-        <w:t>OpenID Connect</w:t>
-      </w:r>
-      <w:r>
-        <w:rPr>
-          <w:rStyle w:val="hover-buttons"/>
-          <w:rFonts w:eastAsiaTheme="majorEastAsia"/>
-        </w:rPr>
-        <w:t xml:space="preserve">| </w:t>
-      </w:r>
-      <w:r>
-        <w:t>SAML</w:t>
-      </w:r>
-      <w:r>
-        <w:rPr>
-          <w:rStyle w:val="hover-buttons"/>
-          <w:rFonts w:eastAsiaTheme="majorEastAsia"/>
-        </w:rPr>
-        <w:t xml:space="preserve">| </w:t>
-      </w:r>
-      <w:r>
-        <w:rPr>
-          <w:rStyle w:val="hover-buttons"/>
-          <w:rFonts w:eastAsiaTheme="majorEastAsia"/>
-        </w:rPr>
-        <w:t xml:space="preserve"> </w:t>
-      </w:r>
-      <w:r>
-        <w:t>AWS Lambda</w:t>
-      </w:r>
-      <w:r>
-        <w:t xml:space="preserve"> </w:t>
-      </w:r>
-      <w:r>
-        <w:rPr>
-          <w:rStyle w:val="hover-buttons"/>
-          <w:rFonts w:eastAsiaTheme="majorEastAsia"/>
-        </w:rPr>
-        <w:t xml:space="preserve">| </w:t>
-      </w:r>
-      <w:r>
-        <w:rPr>
-          <w:rStyle w:val="hover-buttons"/>
-          <w:rFonts w:eastAsiaTheme="majorEastAsia"/>
-        </w:rPr>
-        <w:t xml:space="preserve"> </w:t>
-      </w:r>
-      <w:r>
-        <w:t>Azure Functions</w:t>
-      </w:r>
-      <w:r>
-        <w:t xml:space="preserve"> </w:t>
+        <w:t xml:space="preserve">Azure Functions </w:t>
       </w:r>
       <w:r>
         <w:rPr>
@@ -3866,7 +3638,16 @@
           <w:sz w:val="18"/>
           <w:szCs w:val="18"/>
         </w:rPr>
-        <w:t xml:space="preserve"> – JAN’ 2024</w:t>
+        <w:t xml:space="preserve"> – JAN’ 202</w:t>
+      </w:r>
+      <w:r>
+        <w:rPr>
+          <w:rFonts w:ascii="Verdana" w:eastAsia="Verdana" w:hAnsi="Verdana" w:cs="Verdana"/>
+          <w:b/>
+          <w:sz w:val="18"/>
+          <w:szCs w:val="18"/>
+        </w:rPr>
+        <w:t>5</w:t>
       </w:r>
     </w:p>
     <w:p>
@@ -3991,43 +3772,16 @@
         </w:rPr>
         <w:t xml:space="preserve"> </w:t>
       </w:r>
-      <w:r>
-        <w:rPr>
-          <w:rFonts w:ascii="Apple Color Emoji" w:hAnsi="Apple Color Emoji" w:cs="Apple Color Emoji"/>
-        </w:rPr>
-        <w:fldChar w:fldCharType="begin"/>
-      </w:r>
-      <w:r>
-        <w:rPr>
-          <w:rFonts w:ascii="Apple Color Emoji" w:hAnsi="Apple Color Emoji" w:cs="Apple Color Emoji"/>
-        </w:rPr>
-        <w:instrText>HYPERLINK  \l "projectList"</w:instrText>
-      </w:r>
-      <w:r>
-        <w:rPr>
-          <w:rFonts w:ascii="Apple Color Emoji" w:hAnsi="Apple Color Emoji" w:cs="Apple Color Emoji"/>
-        </w:rPr>
-      </w:r>
-      <w:r>
-        <w:rPr>
-          <w:rFonts w:ascii="Apple Color Emoji" w:hAnsi="Apple Color Emoji" w:cs="Apple Color Emoji"/>
-        </w:rPr>
-        <w:fldChar w:fldCharType="separate"/>
-      </w:r>
-      <w:r>
-        <w:rPr>
-          <w:rStyle w:val="Hyperlink"/>
-          <w:rFonts w:ascii="Apple Color Emoji" w:hAnsi="Apple Color Emoji" w:cs="Apple Color Emoji"/>
-          <w:u w:val="none"/>
-        </w:rPr>
-        <w:t>⬆</w:t>
-      </w:r>
-      <w:r>
-        <w:rPr>
-          <w:rFonts w:ascii="Apple Color Emoji" w:hAnsi="Apple Color Emoji" w:cs="Apple Color Emoji"/>
-        </w:rPr>
-        <w:fldChar w:fldCharType="end"/>
-      </w:r>
+      <w:hyperlink w:anchor="projectList" w:history="1">
+        <w:r>
+          <w:rPr>
+            <w:rStyle w:val="Hyperlink"/>
+            <w:rFonts w:ascii="Apple Color Emoji" w:hAnsi="Apple Color Emoji" w:cs="Apple Color Emoji"/>
+            <w:u w:val="none"/>
+          </w:rPr>
+          <w:t>⬆</w:t>
+        </w:r>
+      </w:hyperlink>
       <w:r>
         <w:rPr>
           <w:rFonts w:ascii="Verdana" w:eastAsia="Verdana" w:hAnsi="Verdana" w:cs="Verdana"/>
@@ -5228,16 +4982,7 @@
           <w:sz w:val="27"/>
           <w:szCs w:val="27"/>
         </w:rPr>
-        <w:t xml:space="preserve"> </w:t>
-      </w:r>
-      <w:r>
-        <w:rPr>
-          <w:b/>
-          <w:bCs/>
-          <w:sz w:val="27"/>
-          <w:szCs w:val="27"/>
-        </w:rPr>
-        <w:t>Te</w:t>
+        <w:t xml:space="preserve"> Te</w:t>
       </w:r>
       <w:r>
         <w:rPr>
@@ -5346,62 +5091,27 @@
           <w:b/>
           <w:color w:val="000000"/>
         </w:rPr>
-        <w:t>Envizi-Sustanibility</w:t>
-      </w:r>
+        <w:t xml:space="preserve">Envizi-Sustanibility </w:t>
+      </w:r>
+      <w:bookmarkEnd w:id="2"/>
       <w:r>
         <w:rPr>
           <w:rFonts w:ascii="Verdana" w:eastAsia="Verdana" w:hAnsi="Verdana" w:cs="Verdana"/>
           <w:b/>
           <w:color w:val="000000"/>
         </w:rPr>
-        <w:t xml:space="preserve"> </w:t>
-      </w:r>
-      <w:bookmarkEnd w:id="2"/>
-      <w:r>
-        <w:rPr>
-          <w:rFonts w:ascii="Verdana" w:eastAsia="Verdana" w:hAnsi="Verdana" w:cs="Verdana"/>
-          <w:b/>
-          <w:color w:val="000000"/>
-        </w:rPr>
         <w:t xml:space="preserve">(Australia) </w:t>
       </w:r>
-      <w:r>
-        <w:rPr>
-          <w:rFonts w:ascii="Apple Color Emoji" w:hAnsi="Apple Color Emoji" w:cs="Apple Color Emoji"/>
-        </w:rPr>
-        <w:fldChar w:fldCharType="begin"/>
-      </w:r>
-      <w:r>
-        <w:rPr>
-          <w:rFonts w:ascii="Apple Color Emoji" w:hAnsi="Apple Color Emoji" w:cs="Apple Color Emoji"/>
-        </w:rPr>
-        <w:instrText>HYPERLINK  \l "projectList"</w:instrText>
-      </w:r>
-      <w:r>
-        <w:rPr>
-          <w:rFonts w:ascii="Apple Color Emoji" w:hAnsi="Apple Color Emoji" w:cs="Apple Color Emoji"/>
-        </w:rPr>
-      </w:r>
-      <w:r>
-        <w:rPr>
-          <w:rFonts w:ascii="Apple Color Emoji" w:hAnsi="Apple Color Emoji" w:cs="Apple Color Emoji"/>
-        </w:rPr>
-        <w:fldChar w:fldCharType="separate"/>
-      </w:r>
-      <w:r>
-        <w:rPr>
-          <w:rStyle w:val="Hyperlink"/>
-          <w:rFonts w:ascii="Apple Color Emoji" w:hAnsi="Apple Color Emoji" w:cs="Apple Color Emoji"/>
-          <w:u w:val="none"/>
-        </w:rPr>
-        <w:t>⬆</w:t>
-      </w:r>
-      <w:r>
-        <w:rPr>
-          <w:rFonts w:ascii="Apple Color Emoji" w:hAnsi="Apple Color Emoji" w:cs="Apple Color Emoji"/>
-        </w:rPr>
-        <w:fldChar w:fldCharType="end"/>
-      </w:r>
+      <w:hyperlink w:anchor="projectList" w:history="1">
+        <w:r>
+          <w:rPr>
+            <w:rStyle w:val="Hyperlink"/>
+            <w:rFonts w:ascii="Apple Color Emoji" w:hAnsi="Apple Color Emoji" w:cs="Apple Color Emoji"/>
+            <w:u w:val="none"/>
+          </w:rPr>
+          <w:t>⬆</w:t>
+        </w:r>
+      </w:hyperlink>
     </w:p>
     <w:tbl>
       <w:tblPr>
@@ -6679,16 +6389,7 @@
           <w:sz w:val="27"/>
           <w:szCs w:val="27"/>
         </w:rPr>
-        <w:t xml:space="preserve">am Size : </w:t>
-      </w:r>
-      <w:r>
-        <w:rPr>
-          <w:b/>
-          <w:bCs/>
-          <w:sz w:val="27"/>
-          <w:szCs w:val="27"/>
-        </w:rPr>
-        <w:t>14</w:t>
+        <w:t>am Size : 14</w:t>
       </w:r>
     </w:p>
     <w:p>
@@ -6917,42 +6618,15 @@
         </w:rPr>
         <w:t xml:space="preserve">) </w:t>
       </w:r>
-      <w:r>
-        <w:rPr>
-          <w:rFonts w:ascii="Apple Color Emoji" w:hAnsi="Apple Color Emoji" w:cs="Apple Color Emoji"/>
-        </w:rPr>
-        <w:fldChar w:fldCharType="begin"/>
-      </w:r>
-      <w:r>
-        <w:rPr>
-          <w:rFonts w:ascii="Apple Color Emoji" w:hAnsi="Apple Color Emoji" w:cs="Apple Color Emoji"/>
-        </w:rPr>
-        <w:instrText>HYPERLINK  \l "projectList"</w:instrText>
-      </w:r>
-      <w:r>
-        <w:rPr>
-          <w:rFonts w:ascii="Apple Color Emoji" w:hAnsi="Apple Color Emoji" w:cs="Apple Color Emoji"/>
-        </w:rPr>
-      </w:r>
-      <w:r>
-        <w:rPr>
-          <w:rFonts w:ascii="Apple Color Emoji" w:hAnsi="Apple Color Emoji" w:cs="Apple Color Emoji"/>
-        </w:rPr>
-        <w:fldChar w:fldCharType="separate"/>
-      </w:r>
-      <w:r>
-        <w:rPr>
-          <w:rStyle w:val="Hyperlink"/>
-          <w:rFonts w:ascii="Apple Color Emoji" w:hAnsi="Apple Color Emoji" w:cs="Apple Color Emoji"/>
-        </w:rPr>
-        <w:t>⬆</w:t>
-      </w:r>
-      <w:r>
-        <w:rPr>
-          <w:rFonts w:ascii="Apple Color Emoji" w:hAnsi="Apple Color Emoji" w:cs="Apple Color Emoji"/>
-        </w:rPr>
-        <w:fldChar w:fldCharType="end"/>
-      </w:r>
+      <w:hyperlink w:anchor="projectList" w:history="1">
+        <w:r>
+          <w:rPr>
+            <w:rStyle w:val="Hyperlink"/>
+            <w:rFonts w:ascii="Apple Color Emoji" w:hAnsi="Apple Color Emoji" w:cs="Apple Color Emoji"/>
+          </w:rPr>
+          <w:t>⬆</w:t>
+        </w:r>
+      </w:hyperlink>
     </w:p>
     <w:tbl>
       <w:tblPr>
@@ -7118,14 +6792,7 @@
                 <w:szCs w:val="23"/>
               </w:rPr>
               <w:br/>
-              <w:t xml:space="preserve">     4. Bank Account</w:t>
-            </w:r>
-            <w:r>
-              <w:rPr>
-                <w:sz w:val="23"/>
-                <w:szCs w:val="23"/>
-              </w:rPr>
-              <w:t xml:space="preserve"> </w:t>
+              <w:t xml:space="preserve">     4. Bank Account </w:t>
             </w:r>
           </w:p>
         </w:tc>
@@ -7969,7 +7636,7 @@
           <w:color w:val="000000"/>
           <w:u w:val="single"/>
         </w:rPr>
-        <w:t>Smart Doc</w:t>
+        <w:t xml:space="preserve">Smart Doc </w:t>
       </w:r>
       <w:r>
         <w:rPr>
@@ -7978,7 +7645,7 @@
           <w:color w:val="000000"/>
           <w:u w:val="single"/>
         </w:rPr>
-        <w:t xml:space="preserve"> </w:t>
+        <w:t>(</w:t>
       </w:r>
       <w:r>
         <w:rPr>
@@ -7987,7 +7654,7 @@
           <w:color w:val="000000"/>
           <w:u w:val="single"/>
         </w:rPr>
-        <w:t>(</w:t>
+        <w:t>Australia</w:t>
       </w:r>
       <w:r>
         <w:rPr>
@@ -7996,8 +7663,9 @@
           <w:color w:val="000000"/>
           <w:u w:val="single"/>
         </w:rPr>
-        <w:t>Australia</w:t>
-      </w:r>
+        <w:t xml:space="preserve">) </w:t>
+      </w:r>
+      <w:bookmarkEnd w:id="4"/>
       <w:r>
         <w:rPr>
           <w:rFonts w:ascii="Verdana" w:eastAsia="Verdana" w:hAnsi="Verdana" w:cs="Verdana"/>
@@ -8005,54 +7673,17 @@
           <w:color w:val="000000"/>
           <w:u w:val="single"/>
         </w:rPr>
-        <w:t xml:space="preserve">) </w:t>
-      </w:r>
-      <w:bookmarkEnd w:id="4"/>
-      <w:r>
-        <w:rPr>
-          <w:rFonts w:ascii="Verdana" w:eastAsia="Verdana" w:hAnsi="Verdana" w:cs="Verdana"/>
-          <w:b/>
-          <w:color w:val="000000"/>
-          <w:u w:val="single"/>
-        </w:rPr>
         <w:t xml:space="preserve">    </w:t>
       </w:r>
-      <w:r>
-        <w:rPr>
-          <w:rFonts w:ascii="Apple Color Emoji" w:hAnsi="Apple Color Emoji" w:cs="Apple Color Emoji"/>
-        </w:rPr>
-        <w:fldChar w:fldCharType="begin"/>
-      </w:r>
-      <w:r>
-        <w:rPr>
-          <w:rFonts w:ascii="Apple Color Emoji" w:hAnsi="Apple Color Emoji" w:cs="Apple Color Emoji"/>
-        </w:rPr>
-        <w:instrText>HYPERLINK  \l "projectList"</w:instrText>
-      </w:r>
-      <w:r>
-        <w:rPr>
-          <w:rFonts w:ascii="Apple Color Emoji" w:hAnsi="Apple Color Emoji" w:cs="Apple Color Emoji"/>
-        </w:rPr>
-      </w:r>
-      <w:r>
-        <w:rPr>
-          <w:rFonts w:ascii="Apple Color Emoji" w:hAnsi="Apple Color Emoji" w:cs="Apple Color Emoji"/>
-        </w:rPr>
-        <w:fldChar w:fldCharType="separate"/>
-      </w:r>
-      <w:r>
-        <w:rPr>
-          <w:rStyle w:val="Hyperlink"/>
-          <w:rFonts w:ascii="Apple Color Emoji" w:hAnsi="Apple Color Emoji" w:cs="Apple Color Emoji"/>
-        </w:rPr>
-        <w:t>⬆</w:t>
-      </w:r>
-      <w:r>
-        <w:rPr>
-          <w:rFonts w:ascii="Apple Color Emoji" w:hAnsi="Apple Color Emoji" w:cs="Apple Color Emoji"/>
-        </w:rPr>
-        <w:fldChar w:fldCharType="end"/>
-      </w:r>
+      <w:hyperlink w:anchor="projectList" w:history="1">
+        <w:r>
+          <w:rPr>
+            <w:rStyle w:val="Hyperlink"/>
+            <w:rFonts w:ascii="Apple Color Emoji" w:hAnsi="Apple Color Emoji" w:cs="Apple Color Emoji"/>
+          </w:rPr>
+          <w:t>⬆</w:t>
+        </w:r>
+      </w:hyperlink>
     </w:p>
     <w:tbl>
       <w:tblPr>
@@ -9069,10 +8700,7 @@
         <w:t>Databases</w:t>
       </w:r>
       <w:r>
-        <w:t xml:space="preserve">: </w:t>
-      </w:r>
-      <w:r>
-        <w:t>Azure MicrosoftSQL Server</w:t>
+        <w:t>: Azure MicrosoftSQL Server</w:t>
       </w:r>
       <w:r>
         <w:br/>
@@ -9464,16 +9092,7 @@
           <w:color w:val="000000"/>
           <w:u w:val="single"/>
         </w:rPr>
-        <w:t>RPM (Remote Patient Monitoring)</w:t>
-      </w:r>
-      <w:r>
-        <w:rPr>
-          <w:rFonts w:ascii="Verdana" w:eastAsia="Verdana" w:hAnsi="Verdana" w:cs="Verdana"/>
-          <w:b/>
-          <w:color w:val="000000"/>
-          <w:u w:val="single"/>
-        </w:rPr>
-        <w:t xml:space="preserve"> </w:t>
+        <w:t xml:space="preserve">RPM (Remote Patient Monitoring) </w:t>
       </w:r>
       <w:r>
         <w:rPr>
@@ -10968,16 +10587,7 @@
           <w:color w:val="000000"/>
           <w:u w:val="single"/>
         </w:rPr>
-        <w:t>Pharmacy Benefit Managers</w:t>
-      </w:r>
-      <w:r>
-        <w:rPr>
-          <w:rFonts w:ascii="Verdana" w:eastAsia="Verdana" w:hAnsi="Verdana" w:cs="Verdana"/>
-          <w:b/>
-          <w:color w:val="000000"/>
-          <w:u w:val="single"/>
-        </w:rPr>
-        <w:t xml:space="preserve"> </w:t>
+        <w:t xml:space="preserve">Pharmacy Benefit Managers </w:t>
       </w:r>
       <w:bookmarkEnd w:id="6"/>
       <w:r>
@@ -11069,16 +10679,10 @@
               </w:pBdr>
             </w:pPr>
             <w:r>
-              <w:t>Pharmacy</w:t>
+              <w:t>Pharmacy, Claim</w:t>
             </w:r>
             <w:r>
-              <w:t>, Claim</w:t>
-            </w:r>
-            <w:r>
-              <w:t xml:space="preserve">, </w:t>
-            </w:r>
-            <w:r>
-              <w:t>Health Sector</w:t>
+              <w:t>, Health Sector</w:t>
             </w:r>
           </w:p>
         </w:tc>
@@ -11933,13 +11537,7 @@
         <w:t>Backend:</w:t>
       </w:r>
       <w:r>
-        <w:t xml:space="preserve"> Python (F</w:t>
-      </w:r>
-      <w:r>
-        <w:t>lask</w:t>
-      </w:r>
-      <w:r>
-        <w:t>)</w:t>
+        <w:t xml:space="preserve"> Python (Flask)</w:t>
       </w:r>
       <w:r>
         <w:br/>
@@ -12388,24 +11986,24 @@
           <w:b/>
           <w:color w:val="000000"/>
         </w:rPr>
-        <w:t>Gordy Health</w:t>
-      </w:r>
+        <w:t xml:space="preserve">Gordy Health </w:t>
+      </w:r>
+      <w:bookmarkEnd w:id="7"/>
       <w:r>
         <w:rPr>
           <w:rFonts w:ascii="Verdana" w:eastAsia="Verdana" w:hAnsi="Verdana" w:cs="Verdana"/>
           <w:b/>
           <w:color w:val="000000"/>
         </w:rPr>
-        <w:t xml:space="preserve"> </w:t>
-      </w:r>
-      <w:bookmarkEnd w:id="7"/>
+        <w:t>(</w:t>
+      </w:r>
       <w:r>
         <w:rPr>
           <w:rFonts w:ascii="Verdana" w:eastAsia="Verdana" w:hAnsi="Verdana" w:cs="Verdana"/>
           <w:b/>
           <w:color w:val="000000"/>
         </w:rPr>
-        <w:t>(</w:t>
+        <w:t>USA</w:t>
       </w:r>
       <w:r>
         <w:rPr>
@@ -12413,53 +12011,18 @@
           <w:b/>
           <w:color w:val="000000"/>
         </w:rPr>
-        <w:t>USA</w:t>
-      </w:r>
-      <w:r>
-        <w:rPr>
-          <w:rFonts w:ascii="Verdana" w:eastAsia="Verdana" w:hAnsi="Verdana" w:cs="Verdana"/>
-          <w:b/>
-          <w:color w:val="000000"/>
-        </w:rPr>
         <w:t xml:space="preserve">) </w:t>
       </w:r>
-      <w:r>
-        <w:rPr>
-          <w:rFonts w:ascii="Apple Color Emoji" w:hAnsi="Apple Color Emoji" w:cs="Apple Color Emoji"/>
-        </w:rPr>
-        <w:fldChar w:fldCharType="begin"/>
-      </w:r>
-      <w:r>
-        <w:rPr>
-          <w:rFonts w:ascii="Apple Color Emoji" w:hAnsi="Apple Color Emoji" w:cs="Apple Color Emoji"/>
-        </w:rPr>
-        <w:instrText>HYPERLINK  \l "projectList"</w:instrText>
-      </w:r>
-      <w:r>
-        <w:rPr>
-          <w:rFonts w:ascii="Apple Color Emoji" w:hAnsi="Apple Color Emoji" w:cs="Apple Color Emoji"/>
-        </w:rPr>
-      </w:r>
-      <w:r>
-        <w:rPr>
-          <w:rFonts w:ascii="Apple Color Emoji" w:hAnsi="Apple Color Emoji" w:cs="Apple Color Emoji"/>
-        </w:rPr>
-        <w:fldChar w:fldCharType="separate"/>
-      </w:r>
-      <w:r>
-        <w:rPr>
-          <w:rStyle w:val="Hyperlink"/>
-          <w:rFonts w:ascii="Apple Color Emoji" w:hAnsi="Apple Color Emoji" w:cs="Apple Color Emoji"/>
-          <w:u w:val="none"/>
-        </w:rPr>
-        <w:t>⬆</w:t>
-      </w:r>
-      <w:r>
-        <w:rPr>
-          <w:rFonts w:ascii="Apple Color Emoji" w:hAnsi="Apple Color Emoji" w:cs="Apple Color Emoji"/>
-        </w:rPr>
-        <w:fldChar w:fldCharType="end"/>
-      </w:r>
+      <w:hyperlink w:anchor="projectList" w:history="1">
+        <w:r>
+          <w:rPr>
+            <w:rStyle w:val="Hyperlink"/>
+            <w:rFonts w:ascii="Apple Color Emoji" w:hAnsi="Apple Color Emoji" w:cs="Apple Color Emoji"/>
+            <w:u w:val="none"/>
+          </w:rPr>
+          <w:t>⬆</w:t>
+        </w:r>
+      </w:hyperlink>
     </w:p>
     <w:tbl>
       <w:tblPr>
@@ -13689,42 +13252,15 @@
         </w:rPr>
         <w:t xml:space="preserve">) </w:t>
       </w:r>
-      <w:r>
-        <w:rPr>
-          <w:rFonts w:ascii="Apple Color Emoji" w:hAnsi="Apple Color Emoji" w:cs="Apple Color Emoji"/>
-        </w:rPr>
-        <w:fldChar w:fldCharType="begin"/>
-      </w:r>
-      <w:r>
-        <w:rPr>
-          <w:rFonts w:ascii="Apple Color Emoji" w:hAnsi="Apple Color Emoji" w:cs="Apple Color Emoji"/>
-        </w:rPr>
-        <w:instrText>HYPERLINK  \l "projectList"</w:instrText>
-      </w:r>
-      <w:r>
-        <w:rPr>
-          <w:rFonts w:ascii="Apple Color Emoji" w:hAnsi="Apple Color Emoji" w:cs="Apple Color Emoji"/>
-        </w:rPr>
-      </w:r>
-      <w:r>
-        <w:rPr>
-          <w:rFonts w:ascii="Apple Color Emoji" w:hAnsi="Apple Color Emoji" w:cs="Apple Color Emoji"/>
-        </w:rPr>
-        <w:fldChar w:fldCharType="separate"/>
-      </w:r>
-      <w:r>
-        <w:rPr>
-          <w:rStyle w:val="Hyperlink"/>
-          <w:rFonts w:ascii="Apple Color Emoji" w:hAnsi="Apple Color Emoji" w:cs="Apple Color Emoji"/>
-        </w:rPr>
-        <w:t>⬆</w:t>
-      </w:r>
-      <w:r>
-        <w:rPr>
-          <w:rFonts w:ascii="Apple Color Emoji" w:hAnsi="Apple Color Emoji" w:cs="Apple Color Emoji"/>
-        </w:rPr>
-        <w:fldChar w:fldCharType="end"/>
-      </w:r>
+      <w:hyperlink w:anchor="projectList" w:history="1">
+        <w:r>
+          <w:rPr>
+            <w:rStyle w:val="Hyperlink"/>
+            <w:rFonts w:ascii="Apple Color Emoji" w:hAnsi="Apple Color Emoji" w:cs="Apple Color Emoji"/>
+          </w:rPr>
+          <w:t>⬆</w:t>
+        </w:r>
+      </w:hyperlink>
     </w:p>
     <w:tbl>
       <w:tblPr>
@@ -14099,7 +13635,122 @@
           <w:szCs w:val="21"/>
           <w:shd w:val="clear" w:color="auto" w:fill="FFFFFF"/>
         </w:rPr>
-        <w:t>D</w:t>
+        <w:t>Developed</w:t>
+      </w:r>
+      <w:r>
+        <w:rPr>
+          <w:rStyle w:val="Strong"/>
+          <w:rFonts w:eastAsiaTheme="majorEastAsia"/>
+        </w:rPr>
+        <w:t xml:space="preserve"> </w:t>
+      </w:r>
+      <w:r>
+        <w:rPr>
+          <w:rStyle w:val="Strong"/>
+          <w:rFonts w:eastAsiaTheme="majorEastAsia"/>
+        </w:rPr>
+        <w:t>resume parsing and profile validation mechanisms</w:t>
+      </w:r>
+      <w:r>
+        <w:t>.</w:t>
+      </w:r>
+      <w:r>
+        <w:br/>
+      </w:r>
+      <w:r>
+        <w:rPr>
+          <w:rFonts w:ascii="Apple Color Emoji" w:hAnsi="Apple Color Emoji" w:cs="Apple Color Emoji"/>
+        </w:rPr>
+        <w:t>✅</w:t>
+      </w:r>
+      <w:r>
+        <w:t xml:space="preserve">Developed </w:t>
+      </w:r>
+      <w:r>
+        <w:rPr>
+          <w:rStyle w:val="Strong"/>
+          <w:rFonts w:eastAsiaTheme="majorEastAsia"/>
+        </w:rPr>
+        <w:t>role-based access control (RBAC)</w:t>
+      </w:r>
+      <w:r>
+        <w:t xml:space="preserve"> for different user types.</w:t>
+      </w:r>
+    </w:p>
+    <w:p>
+      <w:pPr>
+        <w:pStyle w:val="Heading3"/>
+      </w:pPr>
+      <w:r>
+        <w:rPr>
+          <w:rStyle w:val="Strong"/>
+          <w:b w:val="0"/>
+          <w:bCs w:val="0"/>
+        </w:rPr>
+        <w:t>Resume Parsing &amp; Candidate Information Extraction</w:t>
+      </w:r>
+    </w:p>
+    <w:p>
+      <w:pPr>
+        <w:pStyle w:val="NormalWeb"/>
+        <w:rPr>
+          <w:rStyle w:val="Strong"/>
+          <w:b w:val="0"/>
+          <w:bCs w:val="0"/>
+        </w:rPr>
+      </w:pPr>
+      <w:r>
+        <w:rPr>
+          <w:rFonts w:ascii="Apple Color Emoji" w:hAnsi="Apple Color Emoji" w:cs="Apple Color Emoji"/>
+        </w:rPr>
+        <w:t>✅</w:t>
+      </w:r>
+      <w:r>
+        <w:t xml:space="preserve">Developed a system to </w:t>
+      </w:r>
+      <w:r>
+        <w:rPr>
+          <w:rStyle w:val="Strong"/>
+          <w:rFonts w:eastAsiaTheme="majorEastAsia"/>
+        </w:rPr>
+        <w:t>read and extract information from PDF &amp; Word resumes</w:t>
+      </w:r>
+      <w:r>
+        <w:t>.</w:t>
+      </w:r>
+      <w:r>
+        <w:br/>
+      </w:r>
+      <w:r>
+        <w:rPr>
+          <w:rFonts w:ascii="Apple Color Emoji" w:hAnsi="Apple Color Emoji" w:cs="Apple Color Emoji"/>
+        </w:rPr>
+        <w:t>✅</w:t>
+      </w:r>
+      <w:r>
+        <w:t xml:space="preserve">Utilized </w:t>
+      </w:r>
+      <w:r>
+        <w:rPr>
+          <w:rStyle w:val="Strong"/>
+          <w:rFonts w:eastAsiaTheme="majorEastAsia"/>
+        </w:rPr>
+        <w:t>Python libraries like PyPDF2, pdfplumber, docx2txt, and Spacy</w:t>
+      </w:r>
+      <w:r>
+        <w:t xml:space="preserve"> for text extraction.</w:t>
+      </w:r>
+      <w:r>
+        <w:br/>
+      </w:r>
+      <w:r>
+        <w:rPr>
+          <w:rFonts w:ascii="Apple Color Emoji" w:hAnsi="Apple Color Emoji" w:cs="Apple Color Emoji"/>
+        </w:rPr>
+        <w:t>✅</w:t>
+      </w:r>
+      <w:r>
+        <w:t xml:space="preserve"> </w:t>
       </w:r>
       <w:r>
         <w:rPr>
@@ -14109,7 +13760,7 @@
           <w:szCs w:val="21"/>
           <w:shd w:val="clear" w:color="auto" w:fill="FFFFFF"/>
         </w:rPr>
-        <w:t>eveloped</w:t>
+        <w:t>Developed</w:t>
       </w:r>
       <w:r>
         <w:rPr>
@@ -14123,7 +13774,17 @@
           <w:rStyle w:val="Strong"/>
           <w:rFonts w:eastAsiaTheme="majorEastAsia"/>
         </w:rPr>
-        <w:t>resume parsing and profile validation mechanisms</w:t>
+        <w:t>AI-based entity recognition</w:t>
+      </w:r>
+      <w:r>
+        <w:t xml:space="preserve"> to extract </w:t>
+      </w:r>
+      <w:r>
+        <w:rPr>
+          <w:rStyle w:val="Strong"/>
+          <w:rFonts w:eastAsiaTheme="majorEastAsia"/>
+        </w:rPr>
+        <w:t>candidate name, skills, experience, education, and contact details</w:t>
       </w:r>
       <w:r>
         <w:t>.</w:t>
@@ -14138,17 +13799,17 @@
         <w:t>✅</w:t>
       </w:r>
       <w:r>
-        <w:t xml:space="preserve">Developed </w:t>
-      </w:r>
-      <w:r>
-        <w:rPr>
-          <w:rStyle w:val="Strong"/>
-          <w:rFonts w:eastAsiaTheme="majorEastAsia"/>
-        </w:rPr>
-        <w:t>role-based access control (RBAC)</w:t>
-      </w:r>
-      <w:r>
-        <w:t xml:space="preserve"> for different user types.</w:t>
+        <w:t xml:space="preserve"> Stored parsed data in </w:t>
+      </w:r>
+      <w:r>
+        <w:rPr>
+          <w:rStyle w:val="Strong"/>
+          <w:rFonts w:eastAsiaTheme="majorEastAsia"/>
+        </w:rPr>
+        <w:t>PostgreSQL/MongoDB</w:t>
+      </w:r>
+      <w:r>
+        <w:t xml:space="preserve"> for efficient retrieval.</w:t>
       </w:r>
     </w:p>
     <w:p>
@@ -14161,12 +13822,87 @@
           <w:b w:val="0"/>
           <w:bCs w:val="0"/>
         </w:rPr>
-        <w:t>Resume Parsing &amp; Candidate Information Extraction</w:t>
-      </w:r>
-    </w:p>
-    <w:p>
-      <w:pPr>
-        <w:pStyle w:val="NormalWeb"/>
+        <w:t>Intelligent Candidate Search Algorithm</w:t>
+      </w:r>
+    </w:p>
+    <w:p>
+      <w:pPr>
+        <w:spacing w:before="100" w:beforeAutospacing="1" w:after="100" w:afterAutospacing="1"/>
+      </w:pPr>
+      <w:r>
+        <w:rPr>
+          <w:rFonts w:ascii="Apple Color Emoji" w:hAnsi="Apple Color Emoji" w:cs="Apple Color Emoji"/>
+        </w:rPr>
+        <w:t>✅</w:t>
+      </w:r>
+      <w:r>
+        <w:t xml:space="preserve">Designed an </w:t>
+      </w:r>
+      <w:r>
+        <w:rPr>
+          <w:b/>
+          <w:bCs/>
+        </w:rPr>
+        <w:t>optimized search algorithm</w:t>
+      </w:r>
+      <w:r>
+        <w:t xml:space="preserve"> to match candidates with job descriptions.</w:t>
+      </w:r>
+      <w:r>
+        <w:br/>
+      </w:r>
+      <w:r>
+        <w:rPr>
+          <w:rFonts w:ascii="Apple Color Emoji" w:hAnsi="Apple Color Emoji" w:cs="Apple Color Emoji"/>
+        </w:rPr>
+        <w:t>✅</w:t>
+      </w:r>
+      <w:r>
+        <w:t xml:space="preserve"> Used </w:t>
+      </w:r>
+      <w:r>
+        <w:rPr>
+          <w:b/>
+          <w:bCs/>
+        </w:rPr>
+        <w:t>Elasticsearch</w:t>
+      </w:r>
+      <w:r>
+        <w:t xml:space="preserve"> for full-text search and ranking based on </w:t>
+      </w:r>
+      <w:r>
+        <w:rPr>
+          <w:b/>
+          <w:bCs/>
+        </w:rPr>
+        <w:t>skills, experience, and location</w:t>
+      </w:r>
+      <w:r>
+        <w:t>.</w:t>
+      </w:r>
+      <w:r>
+        <w:br/>
+      </w:r>
+      <w:r>
+        <w:rPr>
+          <w:rFonts w:ascii="Apple Color Emoji" w:hAnsi="Apple Color Emoji" w:cs="Apple Color Emoji"/>
+        </w:rPr>
+        <w:t>✅</w:t>
+      </w:r>
+      <w:r>
+        <w:t xml:space="preserve">Developed </w:t>
+      </w:r>
+      <w:r>
+        <w:rPr>
+          <w:b/>
+          <w:bCs/>
+        </w:rPr>
+        <w:t>filters for job seekers based on industry, salary expectations, experience level, etc.</w:t>
+      </w:r>
+    </w:p>
+    <w:p>
+      <w:pPr>
+        <w:pStyle w:val="Heading3"/>
         <w:rPr>
           <w:rStyle w:val="Strong"/>
           <w:b w:val="0"/>
@@ -14175,138 +13911,11 @@
       </w:pPr>
       <w:r>
         <w:rPr>
-          <w:rFonts w:ascii="Apple Color Emoji" w:hAnsi="Apple Color Emoji" w:cs="Apple Color Emoji"/>
-        </w:rPr>
-        <w:t>✅</w:t>
-      </w:r>
-      <w:r>
-        <w:t xml:space="preserve">Developed a system to </w:t>
-      </w:r>
-      <w:r>
-        <w:rPr>
-          <w:rStyle w:val="Strong"/>
-          <w:rFonts w:eastAsiaTheme="majorEastAsia"/>
-        </w:rPr>
-        <w:t>read and extract information from PDF &amp; Word resumes</w:t>
-      </w:r>
-      <w:r>
-        <w:t>.</w:t>
-      </w:r>
-      <w:r>
-        <w:br/>
-      </w:r>
-      <w:r>
-        <w:rPr>
-          <w:rFonts w:ascii="Apple Color Emoji" w:hAnsi="Apple Color Emoji" w:cs="Apple Color Emoji"/>
-        </w:rPr>
-        <w:t>✅</w:t>
-      </w:r>
-      <w:r>
-        <w:t xml:space="preserve">Utilized </w:t>
-      </w:r>
-      <w:r>
-        <w:rPr>
-          <w:rStyle w:val="Strong"/>
-          <w:rFonts w:eastAsiaTheme="majorEastAsia"/>
-        </w:rPr>
-        <w:t>Python libraries like PyPDF2, pdfplumber, docx2txt, and Spacy</w:t>
-      </w:r>
-      <w:r>
-        <w:t xml:space="preserve"> for text extraction.</w:t>
-      </w:r>
-      <w:r>
-        <w:br/>
-      </w:r>
-      <w:r>
-        <w:rPr>
-          <w:rFonts w:ascii="Apple Color Emoji" w:hAnsi="Apple Color Emoji" w:cs="Apple Color Emoji"/>
-        </w:rPr>
-        <w:t>✅</w:t>
-      </w:r>
-      <w:r>
-        <w:t xml:space="preserve"> </w:t>
-      </w:r>
-      <w:r>
-        <w:rPr>
-          <w:rFonts w:ascii="Helvetica" w:hAnsi="Helvetica"/>
-          <w:color w:val="384347"/>
-          <w:sz w:val="21"/>
-          <w:szCs w:val="21"/>
-          <w:shd w:val="clear" w:color="auto" w:fill="FFFFFF"/>
-        </w:rPr>
-        <w:t>D</w:t>
-      </w:r>
-      <w:r>
-        <w:rPr>
-          <w:rFonts w:ascii="Helvetica" w:hAnsi="Helvetica"/>
-          <w:color w:val="384347"/>
-          <w:sz w:val="21"/>
-          <w:szCs w:val="21"/>
-          <w:shd w:val="clear" w:color="auto" w:fill="FFFFFF"/>
-        </w:rPr>
-        <w:t>eveloped</w:t>
-      </w:r>
-      <w:r>
-        <w:rPr>
-          <w:rStyle w:val="Strong"/>
-          <w:rFonts w:eastAsiaTheme="majorEastAsia"/>
-        </w:rPr>
-        <w:t xml:space="preserve"> </w:t>
-      </w:r>
-      <w:r>
-        <w:rPr>
-          <w:rStyle w:val="Strong"/>
-          <w:rFonts w:eastAsiaTheme="majorEastAsia"/>
-        </w:rPr>
-        <w:t>AI-based entity recognition</w:t>
-      </w:r>
-      <w:r>
-        <w:t xml:space="preserve"> to extract </w:t>
-      </w:r>
-      <w:r>
-        <w:rPr>
-          <w:rStyle w:val="Strong"/>
-          <w:rFonts w:eastAsiaTheme="majorEastAsia"/>
-        </w:rPr>
-        <w:t>candidate name, skills, experience, education, and contact details</w:t>
-      </w:r>
-      <w:r>
-        <w:t>.</w:t>
-      </w:r>
-      <w:r>
-        <w:br/>
-      </w:r>
-      <w:r>
-        <w:rPr>
-          <w:rFonts w:ascii="Apple Color Emoji" w:hAnsi="Apple Color Emoji" w:cs="Apple Color Emoji"/>
-        </w:rPr>
-        <w:t>✅</w:t>
-      </w:r>
-      <w:r>
-        <w:t xml:space="preserve"> Stored parsed data in </w:t>
-      </w:r>
-      <w:r>
-        <w:rPr>
-          <w:rStyle w:val="Strong"/>
-          <w:rFonts w:eastAsiaTheme="majorEastAsia"/>
-        </w:rPr>
-        <w:t>PostgreSQL/MongoDB</w:t>
-      </w:r>
-      <w:r>
-        <w:t xml:space="preserve"> for efficient retrieval.</w:t>
-      </w:r>
-    </w:p>
-    <w:p>
-      <w:pPr>
-        <w:pStyle w:val="Heading3"/>
-      </w:pPr>
-      <w:r>
-        <w:rPr>
           <w:rStyle w:val="Strong"/>
           <w:b w:val="0"/>
           <w:bCs w:val="0"/>
         </w:rPr>
-        <w:t>Intelligent Candidate Search Algorithm</w:t>
+        <w:t>Job Portal Integrations</w:t>
       </w:r>
     </w:p>
     <w:p>
@@ -14320,17 +13929,7 @@
         <w:t>✅</w:t>
       </w:r>
       <w:r>
-        <w:t xml:space="preserve">Designed an </w:t>
-      </w:r>
-      <w:r>
-        <w:rPr>
-          <w:b/>
-          <w:bCs/>
-        </w:rPr>
-        <w:t>optimized search algorithm</w:t>
-      </w:r>
-      <w:r>
-        <w:t xml:space="preserve"> to match candidates with job descriptions.</w:t>
+        <w:t xml:space="preserve"> Integrated Talent500 with leading job platforms:</w:t>
       </w:r>
       <w:r>
         <w:br/>
@@ -14342,27 +13941,27 @@
         <w:t>✅</w:t>
       </w:r>
       <w:r>
-        <w:t xml:space="preserve"> Used </w:t>
-      </w:r>
-      <w:r>
-        <w:rPr>
-          <w:b/>
-          <w:bCs/>
-        </w:rPr>
-        <w:t>Elasticsearch</w:t>
-      </w:r>
-      <w:r>
-        <w:t xml:space="preserve"> for full-text search and ranking based on </w:t>
-      </w:r>
-      <w:r>
-        <w:rPr>
-          <w:b/>
-          <w:bCs/>
-        </w:rPr>
-        <w:t>skills, experience, and location</w:t>
-      </w:r>
-      <w:r>
-        <w:t>.</w:t>
+        <w:t xml:space="preserve"> </w:t>
+      </w:r>
+      <w:r>
+        <w:rPr>
+          <w:b/>
+          <w:bCs/>
+        </w:rPr>
+        <w:t>Naukri</w:t>
+      </w:r>
+      <w:r>
+        <w:t xml:space="preserve"> – Automated </w:t>
+      </w:r>
+      <w:r>
+        <w:rPr>
+          <w:b/>
+          <w:bCs/>
+        </w:rPr>
+        <w:t>job listing sync</w:t>
+      </w:r>
+      <w:r>
+        <w:t xml:space="preserve"> &amp; candidate profile retrieval.</w:t>
       </w:r>
       <w:r>
         <w:br/>
@@ -14371,27 +13970,183 @@
         <w:rPr>
           <w:rFonts w:ascii="Apple Color Emoji" w:hAnsi="Apple Color Emoji" w:cs="Apple Color Emoji"/>
         </w:rPr>
+        <w:lastRenderedPageBreak/>
         <w:t>✅</w:t>
       </w:r>
       <w:r>
-        <w:t xml:space="preserve">Developed </w:t>
-      </w:r>
-      <w:r>
-        <w:rPr>
-          <w:b/>
-          <w:bCs/>
-        </w:rPr>
-        <w:t>filters for job seekers based on industry, salary expectations, experience level, etc.</w:t>
+        <w:t xml:space="preserve"> </w:t>
+      </w:r>
+      <w:r>
+        <w:rPr>
+          <w:b/>
+          <w:bCs/>
+        </w:rPr>
+        <w:t>CareerJet</w:t>
+      </w:r>
+      <w:r>
+        <w:t xml:space="preserve"> – Integrated </w:t>
+      </w:r>
+      <w:r>
+        <w:rPr>
+          <w:b/>
+          <w:bCs/>
+        </w:rPr>
+        <w:t>job search API</w:t>
+      </w:r>
+      <w:r>
+        <w:t xml:space="preserve"> for broader job visibility.</w:t>
+      </w:r>
+      <w:r>
+        <w:br/>
+      </w:r>
+      <w:r>
+        <w:rPr>
+          <w:rFonts w:ascii="Apple Color Emoji" w:hAnsi="Apple Color Emoji" w:cs="Apple Color Emoji"/>
+        </w:rPr>
+        <w:t>✅</w:t>
+      </w:r>
+      <w:r>
+        <w:t xml:space="preserve"> </w:t>
+      </w:r>
+      <w:r>
+        <w:rPr>
+          <w:b/>
+          <w:bCs/>
+        </w:rPr>
+        <w:t>LinkedIn</w:t>
+      </w:r>
+      <w:r>
+        <w:t xml:space="preserve"> – Candidate profile enrichment and job recommendations.</w:t>
+      </w:r>
+      <w:r>
+        <w:br/>
+      </w:r>
+      <w:r>
+        <w:rPr>
+          <w:rFonts w:ascii="Apple Color Emoji" w:hAnsi="Apple Color Emoji" w:cs="Apple Color Emoji"/>
+        </w:rPr>
+        <w:t>✅</w:t>
+      </w:r>
+      <w:r>
+        <w:t xml:space="preserve"> </w:t>
+      </w:r>
+      <w:r>
+        <w:rPr>
+          <w:b/>
+          <w:bCs/>
+        </w:rPr>
+        <w:t>Indeed</w:t>
+      </w:r>
+      <w:r>
+        <w:t xml:space="preserve"> – Job listing aggregation &amp; applicant tracking.</w:t>
+      </w:r>
+      <w:r>
+        <w:br/>
+      </w:r>
+      <w:r>
+        <w:rPr>
+          <w:rFonts w:ascii="Apple Color Emoji" w:hAnsi="Apple Color Emoji" w:cs="Apple Color Emoji"/>
+        </w:rPr>
+        <w:t>✅</w:t>
+      </w:r>
+      <w:r>
+        <w:t xml:space="preserve">Built </w:t>
+      </w:r>
+      <w:r>
+        <w:rPr>
+          <w:b/>
+          <w:bCs/>
+        </w:rPr>
+        <w:t>asynchronous data pipelines</w:t>
+      </w:r>
+      <w:r>
+        <w:t xml:space="preserve"> to sync job data efficiently.</w:t>
       </w:r>
     </w:p>
     <w:p>
       <w:pPr>
         <w:pStyle w:val="Heading3"/>
+      </w:pPr>
+      <w:r>
         <w:rPr>
           <w:rStyle w:val="Strong"/>
           <w:b w:val="0"/>
           <w:bCs w:val="0"/>
         </w:rPr>
+        <w:t>Graylogs Setup for Monitoring &amp; Log Analysis</w:t>
+      </w:r>
+    </w:p>
+    <w:p>
+      <w:pPr>
+        <w:pStyle w:val="NormalWeb"/>
+      </w:pPr>
+      <w:r>
+        <w:rPr>
+          <w:rFonts w:ascii="Apple Color Emoji" w:hAnsi="Apple Color Emoji" w:cs="Apple Color Emoji"/>
+        </w:rPr>
+        <w:t>✅</w:t>
+      </w:r>
+      <w:r>
+        <w:t xml:space="preserve"> Set up </w:t>
+      </w:r>
+      <w:r>
+        <w:rPr>
+          <w:rStyle w:val="Strong"/>
+          <w:rFonts w:eastAsiaTheme="majorEastAsia"/>
+        </w:rPr>
+        <w:t>Graylogs dashboards</w:t>
+      </w:r>
+      <w:r>
+        <w:t xml:space="preserve"> for monitoring backend services and job applications.</w:t>
+      </w:r>
+      <w:r>
+        <w:br/>
+      </w:r>
+      <w:r>
+        <w:rPr>
+          <w:rFonts w:ascii="Apple Color Emoji" w:hAnsi="Apple Color Emoji" w:cs="Apple Color Emoji"/>
+        </w:rPr>
+        <w:t>✅</w:t>
+      </w:r>
+      <w:r>
+        <w:t xml:space="preserve"> Integrated </w:t>
+      </w:r>
+      <w:r>
+        <w:rPr>
+          <w:rStyle w:val="Strong"/>
+          <w:rFonts w:eastAsiaTheme="majorEastAsia"/>
+        </w:rPr>
+        <w:t>Elasticsearch</w:t>
+      </w:r>
+      <w:r>
+        <w:t xml:space="preserve"> for centralized logging and real-time analytics.</w:t>
+      </w:r>
+      <w:r>
+        <w:br/>
+      </w:r>
+      <w:r>
+        <w:rPr>
+          <w:rFonts w:ascii="Apple Color Emoji" w:hAnsi="Apple Color Emoji" w:cs="Apple Color Emoji"/>
+        </w:rPr>
+        <w:t>✅</w:t>
+      </w:r>
+      <w:r>
+        <w:t xml:space="preserve"> Configured </w:t>
+      </w:r>
+      <w:r>
+        <w:rPr>
+          <w:rStyle w:val="Strong"/>
+          <w:rFonts w:eastAsiaTheme="majorEastAsia"/>
+        </w:rPr>
+        <w:t>alerts for system failures, job processing errors, and candidate onboarding issues</w:t>
+      </w:r>
+      <w:r>
+        <w:t>.</w:t>
+      </w:r>
+    </w:p>
+    <w:p>
+      <w:pPr>
+        <w:pStyle w:val="Heading3"/>
       </w:pPr>
       <w:r>
         <w:rPr>
@@ -14399,12 +14154,12 @@
           <w:b w:val="0"/>
           <w:bCs w:val="0"/>
         </w:rPr>
-        <w:t>Job Portal Integrations</w:t>
-      </w:r>
-    </w:p>
-    <w:p>
-      <w:pPr>
-        <w:spacing w:before="100" w:beforeAutospacing="1" w:after="100" w:afterAutospacing="1"/>
+        <w:t>Docker &amp; Deployment on AWS Cloud</w:t>
+      </w:r>
+    </w:p>
+    <w:p>
+      <w:pPr>
+        <w:pStyle w:val="NormalWeb"/>
       </w:pPr>
       <w:r>
         <w:rPr>
@@ -14413,7 +14168,17 @@
         <w:t>✅</w:t>
       </w:r>
       <w:r>
-        <w:t xml:space="preserve"> Integrated Talent500 with leading job platforms:</w:t>
+        <w:t xml:space="preserve"> Created </w:t>
+      </w:r>
+      <w:r>
+        <w:rPr>
+          <w:rStyle w:val="Strong"/>
+          <w:rFonts w:eastAsiaTheme="majorEastAsia"/>
+        </w:rPr>
+        <w:t>Dockerfiles</w:t>
+      </w:r>
+      <w:r>
+        <w:t xml:space="preserve"> for containerized microservices.</w:t>
       </w:r>
       <w:r>
         <w:br/>
@@ -14425,27 +14190,27 @@
         <w:t>✅</w:t>
       </w:r>
       <w:r>
-        <w:t xml:space="preserve"> </w:t>
-      </w:r>
-      <w:r>
-        <w:rPr>
-          <w:b/>
-          <w:bCs/>
-        </w:rPr>
-        <w:t>Naukri</w:t>
-      </w:r>
-      <w:r>
-        <w:t xml:space="preserve"> – Automated </w:t>
-      </w:r>
-      <w:r>
-        <w:rPr>
-          <w:b/>
-          <w:bCs/>
-        </w:rPr>
-        <w:t>job listing sync</w:t>
-      </w:r>
-      <w:r>
-        <w:t xml:space="preserve"> &amp; candidate profile retrieval.</w:t>
+        <w:t xml:space="preserve"> Deployed the application on </w:t>
+      </w:r>
+      <w:r>
+        <w:rPr>
+          <w:rStyle w:val="Strong"/>
+          <w:rFonts w:eastAsiaTheme="majorEastAsia"/>
+        </w:rPr>
+        <w:t>AWS EC2</w:t>
+      </w:r>
+      <w:r>
+        <w:t xml:space="preserve"> and managed infrastructure via </w:t>
+      </w:r>
+      <w:r>
+        <w:rPr>
+          <w:rStyle w:val="Strong"/>
+          <w:rFonts w:eastAsiaTheme="majorEastAsia"/>
+        </w:rPr>
+        <w:t>AWS IAM, VPS, and S3</w:t>
+      </w:r>
+      <w:r>
+        <w:t>.</w:t>
       </w:r>
       <w:r>
         <w:br/>
@@ -14454,97 +14219,20 @@
         <w:rPr>
           <w:rFonts w:ascii="Apple Color Emoji" w:hAnsi="Apple Color Emoji" w:cs="Apple Color Emoji"/>
         </w:rPr>
-        <w:lastRenderedPageBreak/>
         <w:t>✅</w:t>
       </w:r>
       <w:r>
-        <w:t xml:space="preserve"> </w:t>
-      </w:r>
-      <w:r>
-        <w:rPr>
-          <w:b/>
-          <w:bCs/>
-        </w:rPr>
-        <w:t>CareerJet</w:t>
-      </w:r>
-      <w:r>
-        <w:t xml:space="preserve"> – Integrated </w:t>
-      </w:r>
-      <w:r>
-        <w:rPr>
-          <w:b/>
-          <w:bCs/>
-        </w:rPr>
-        <w:t>job search API</w:t>
-      </w:r>
-      <w:r>
-        <w:t xml:space="preserve"> for broader job visibility.</w:t>
-      </w:r>
-      <w:r>
-        <w:br/>
-      </w:r>
-      <w:r>
-        <w:rPr>
-          <w:rFonts w:ascii="Apple Color Emoji" w:hAnsi="Apple Color Emoji" w:cs="Apple Color Emoji"/>
-        </w:rPr>
-        <w:t>✅</w:t>
-      </w:r>
-      <w:r>
-        <w:t xml:space="preserve"> </w:t>
-      </w:r>
-      <w:r>
-        <w:rPr>
-          <w:b/>
-          <w:bCs/>
-        </w:rPr>
-        <w:t>LinkedIn</w:t>
-      </w:r>
-      <w:r>
-        <w:t xml:space="preserve"> – Candidate profile enrichment and job recommendations.</w:t>
-      </w:r>
-      <w:r>
-        <w:br/>
-      </w:r>
-      <w:r>
-        <w:rPr>
-          <w:rFonts w:ascii="Apple Color Emoji" w:hAnsi="Apple Color Emoji" w:cs="Apple Color Emoji"/>
-        </w:rPr>
-        <w:t>✅</w:t>
-      </w:r>
-      <w:r>
-        <w:t xml:space="preserve"> </w:t>
-      </w:r>
-      <w:r>
-        <w:rPr>
-          <w:b/>
-          <w:bCs/>
-        </w:rPr>
-        <w:t>Indeed</w:t>
-      </w:r>
-      <w:r>
-        <w:t xml:space="preserve"> – Job listing aggregation &amp; applicant tracking.</w:t>
-      </w:r>
-      <w:r>
-        <w:br/>
-      </w:r>
-      <w:r>
-        <w:rPr>
-          <w:rFonts w:ascii="Apple Color Emoji" w:hAnsi="Apple Color Emoji" w:cs="Apple Color Emoji"/>
-        </w:rPr>
-        <w:t>✅</w:t>
-      </w:r>
-      <w:r>
-        <w:t xml:space="preserve">Built </w:t>
-      </w:r>
-      <w:r>
-        <w:rPr>
-          <w:b/>
-          <w:bCs/>
-        </w:rPr>
-        <w:t>asynchronous data pipelines</w:t>
-      </w:r>
-      <w:r>
-        <w:t xml:space="preserve"> to sync job data efficiently.</w:t>
+        <w:t xml:space="preserve"> Set up </w:t>
+      </w:r>
+      <w:r>
+        <w:rPr>
+          <w:rStyle w:val="Strong"/>
+          <w:rFonts w:eastAsiaTheme="majorEastAsia"/>
+        </w:rPr>
+        <w:t>CI/CD pipelines using GitHub Actions &amp; AWS CodePipeline</w:t>
+      </w:r>
+      <w:r>
+        <w:t>.</w:t>
       </w:r>
     </w:p>
     <w:p>
@@ -14557,202 +14245,7 @@
           <w:b w:val="0"/>
           <w:bCs w:val="0"/>
         </w:rPr>
-        <w:t>Graylogs</w:t>
-      </w:r>
-      <w:r>
-        <w:rPr>
-          <w:rStyle w:val="Strong"/>
-          <w:b w:val="0"/>
-          <w:bCs w:val="0"/>
-        </w:rPr>
-        <w:t xml:space="preserve"> Setup for Monitoring &amp; Log Analysis</w:t>
-      </w:r>
-    </w:p>
-    <w:p>
-      <w:pPr>
-        <w:pStyle w:val="NormalWeb"/>
-      </w:pPr>
-      <w:r>
-        <w:rPr>
-          <w:rFonts w:ascii="Apple Color Emoji" w:hAnsi="Apple Color Emoji" w:cs="Apple Color Emoji"/>
-        </w:rPr>
-        <w:t>✅</w:t>
-      </w:r>
-      <w:r>
-        <w:t xml:space="preserve"> Set up </w:t>
-      </w:r>
-      <w:r>
-        <w:rPr>
-          <w:rStyle w:val="Strong"/>
-          <w:rFonts w:eastAsiaTheme="majorEastAsia"/>
-        </w:rPr>
-        <w:t>Graylogs</w:t>
-      </w:r>
-      <w:r>
-        <w:rPr>
-          <w:rStyle w:val="Strong"/>
-          <w:rFonts w:eastAsiaTheme="majorEastAsia"/>
-        </w:rPr>
-        <w:t xml:space="preserve"> dashboards</w:t>
-      </w:r>
-      <w:r>
-        <w:t xml:space="preserve"> for monitoring backend services and job applications.</w:t>
-      </w:r>
-      <w:r>
-        <w:br/>
-      </w:r>
-      <w:r>
-        <w:rPr>
-          <w:rFonts w:ascii="Apple Color Emoji" w:hAnsi="Apple Color Emoji" w:cs="Apple Color Emoji"/>
-        </w:rPr>
-        <w:t>✅</w:t>
-      </w:r>
-      <w:r>
-        <w:t xml:space="preserve"> Integrated </w:t>
-      </w:r>
-      <w:r>
-        <w:rPr>
-          <w:rStyle w:val="Strong"/>
-          <w:rFonts w:eastAsiaTheme="majorEastAsia"/>
-        </w:rPr>
-        <w:t>Elasticsearch</w:t>
-      </w:r>
-      <w:r>
-        <w:t xml:space="preserve"> for centralized logging and real-time analytics.</w:t>
-      </w:r>
-      <w:r>
-        <w:br/>
-      </w:r>
-      <w:r>
-        <w:rPr>
-          <w:rFonts w:ascii="Apple Color Emoji" w:hAnsi="Apple Color Emoji" w:cs="Apple Color Emoji"/>
-        </w:rPr>
-        <w:t>✅</w:t>
-      </w:r>
-      <w:r>
-        <w:t xml:space="preserve"> Configured </w:t>
-      </w:r>
-      <w:r>
-        <w:rPr>
-          <w:rStyle w:val="Strong"/>
-          <w:rFonts w:eastAsiaTheme="majorEastAsia"/>
-        </w:rPr>
-        <w:t>alerts for system failures, job processing errors, and candidate onboarding issues</w:t>
-      </w:r>
-      <w:r>
-        <w:t>.</w:t>
-      </w:r>
-    </w:p>
-    <w:p>
-      <w:pPr>
-        <w:pStyle w:val="Heading3"/>
-      </w:pPr>
-      <w:r>
-        <w:rPr>
-          <w:rStyle w:val="Strong"/>
-          <w:b w:val="0"/>
-          <w:bCs w:val="0"/>
-        </w:rPr>
-        <w:t>Docker &amp; Deployment on AWS Cloud</w:t>
-      </w:r>
-    </w:p>
-    <w:p>
-      <w:pPr>
-        <w:pStyle w:val="NormalWeb"/>
-      </w:pPr>
-      <w:r>
-        <w:rPr>
-          <w:rFonts w:ascii="Apple Color Emoji" w:hAnsi="Apple Color Emoji" w:cs="Apple Color Emoji"/>
-        </w:rPr>
-        <w:t>✅</w:t>
-      </w:r>
-      <w:r>
-        <w:t xml:space="preserve"> Created </w:t>
-      </w:r>
-      <w:r>
-        <w:rPr>
-          <w:rStyle w:val="Strong"/>
-          <w:rFonts w:eastAsiaTheme="majorEastAsia"/>
-        </w:rPr>
-        <w:t>Dockerfiles</w:t>
-      </w:r>
-      <w:r>
-        <w:t xml:space="preserve"> for containerized microservices.</w:t>
-      </w:r>
-      <w:r>
-        <w:br/>
-      </w:r>
-      <w:r>
-        <w:rPr>
-          <w:rFonts w:ascii="Apple Color Emoji" w:hAnsi="Apple Color Emoji" w:cs="Apple Color Emoji"/>
-        </w:rPr>
-        <w:t>✅</w:t>
-      </w:r>
-      <w:r>
-        <w:t xml:space="preserve"> Deployed the application on </w:t>
-      </w:r>
-      <w:r>
-        <w:rPr>
-          <w:rStyle w:val="Strong"/>
-          <w:rFonts w:eastAsiaTheme="majorEastAsia"/>
-        </w:rPr>
-        <w:t>AWS EC2</w:t>
-      </w:r>
-      <w:r>
-        <w:t xml:space="preserve"> and managed infrastructure via </w:t>
-      </w:r>
-      <w:r>
-        <w:rPr>
-          <w:rStyle w:val="Strong"/>
-          <w:rFonts w:eastAsiaTheme="majorEastAsia"/>
-        </w:rPr>
-        <w:t>AWS IAM, VPS, and S3</w:t>
-      </w:r>
-      <w:r>
-        <w:t>.</w:t>
-      </w:r>
-      <w:r>
-        <w:br/>
-      </w:r>
-      <w:r>
-        <w:rPr>
-          <w:rFonts w:ascii="Apple Color Emoji" w:hAnsi="Apple Color Emoji" w:cs="Apple Color Emoji"/>
-        </w:rPr>
-        <w:t>✅</w:t>
-      </w:r>
-      <w:r>
-        <w:t xml:space="preserve"> Set up </w:t>
-      </w:r>
-      <w:r>
-        <w:rPr>
-          <w:rStyle w:val="Strong"/>
-          <w:rFonts w:eastAsiaTheme="majorEastAsia"/>
-        </w:rPr>
-        <w:t>CI/CD pipelines using GitHub Actions &amp; AWS CodePipeline</w:t>
-      </w:r>
-      <w:r>
-        <w:t>.</w:t>
-      </w:r>
-    </w:p>
-    <w:p>
-      <w:pPr>
-        <w:pStyle w:val="Heading3"/>
-      </w:pPr>
-      <w:r>
-        <w:rPr>
-          <w:rStyle w:val="Strong"/>
-          <w:b w:val="0"/>
-          <w:bCs w:val="0"/>
-        </w:rPr>
-        <w:t>T</w:t>
-      </w:r>
-      <w:r>
-        <w:rPr>
-          <w:rStyle w:val="Strong"/>
-          <w:b w:val="0"/>
-          <w:bCs w:val="0"/>
-        </w:rPr>
-        <w:t>eam Leadership &amp; Agile Development</w:t>
+        <w:t>Team Leadership &amp; Agile Development</w:t>
       </w:r>
     </w:p>
     <w:p>
@@ -15037,10 +14530,7 @@
         <w:t>Monitoring &amp; Logging:</w:t>
       </w:r>
       <w:r>
-        <w:t xml:space="preserve"> Elasticsearch, </w:t>
-      </w:r>
-      <w:r>
-        <w:t>Graylogs</w:t>
+        <w:t xml:space="preserve"> Elasticsearch, Graylogs</w:t>
       </w:r>
       <w:r>
         <w:br/>
@@ -15478,17 +14968,7 @@
           <w:sz w:val="18"/>
           <w:szCs w:val="18"/>
         </w:rPr>
-        <w:t>OneTrust</w:t>
-      </w:r>
-      <w:r>
-        <w:rPr>
-          <w:rFonts w:ascii="Verdana" w:eastAsia="Verdana" w:hAnsi="Verdana" w:cs="Verdana"/>
-          <w:b/>
-          <w:color w:val="000000"/>
-          <w:sz w:val="18"/>
-          <w:szCs w:val="18"/>
-        </w:rPr>
-        <w:t xml:space="preserve">                                                                            </w:t>
+        <w:t xml:space="preserve">OneTrust                                                                            </w:t>
       </w:r>
       <w:r>
         <w:rPr>
@@ -15710,10 +15190,7 @@
               </w:pBdr>
             </w:pPr>
             <w:r>
-              <w:t>G</w:t>
-            </w:r>
-            <w:r>
-              <w:t>overnance and audit management platform</w:t>
+              <w:t>Governance and audit management platform</w:t>
             </w:r>
           </w:p>
         </w:tc>
@@ -16514,13 +15991,7 @@
         <w:rPr>
           <w:rFonts w:ascii="Apple Color Emoji" w:hAnsi="Apple Color Emoji" w:cs="Apple Color Emoji"/>
         </w:rPr>
-        <w:t>✅</w:t>
-      </w:r>
-      <w:r>
-        <w:rPr>
-          <w:rFonts w:ascii="Apple Color Emoji" w:hAnsi="Apple Color Emoji" w:cs="Apple Color Emoji"/>
-        </w:rPr>
-        <w:t xml:space="preserve"> </w:t>
+        <w:t xml:space="preserve">✅ </w:t>
       </w:r>
       <w:r>
         <w:t xml:space="preserve">Utilize </w:t>
@@ -16952,16 +16423,7 @@
           <w:sz w:val="27"/>
           <w:szCs w:val="27"/>
         </w:rPr>
-        <w:t xml:space="preserve">am Size : </w:t>
-      </w:r>
-      <w:r>
-        <w:rPr>
-          <w:b/>
-          <w:bCs/>
-          <w:sz w:val="27"/>
-          <w:szCs w:val="27"/>
-        </w:rPr>
-        <w:t>12</w:t>
+        <w:t>am Size : 12</w:t>
       </w:r>
     </w:p>
     <w:p>
@@ -17085,43 +16547,7 @@
           <w:sz w:val="18"/>
           <w:szCs w:val="18"/>
         </w:rPr>
-        <w:t>Dec’</w:t>
-      </w:r>
-      <w:r>
-        <w:rPr>
-          <w:rFonts w:ascii="Verdana" w:eastAsia="Verdana" w:hAnsi="Verdana" w:cs="Verdana"/>
-          <w:b/>
-          <w:sz w:val="18"/>
-          <w:szCs w:val="18"/>
-        </w:rPr>
-        <w:t xml:space="preserve"> 20</w:t>
-      </w:r>
-      <w:r>
-        <w:rPr>
-          <w:rFonts w:ascii="Verdana" w:eastAsia="Verdana" w:hAnsi="Verdana" w:cs="Verdana"/>
-          <w:b/>
-          <w:sz w:val="18"/>
-          <w:szCs w:val="18"/>
-        </w:rPr>
-        <w:t>19</w:t>
-      </w:r>
-      <w:r>
-        <w:rPr>
-          <w:rFonts w:ascii="Verdana" w:eastAsia="Verdana" w:hAnsi="Verdana" w:cs="Verdana"/>
-          <w:b/>
-          <w:sz w:val="18"/>
-          <w:szCs w:val="18"/>
-        </w:rPr>
-        <w:t xml:space="preserve"> – </w:t>
-      </w:r>
-      <w:r>
-        <w:rPr>
-          <w:rFonts w:ascii="Verdana" w:eastAsia="Verdana" w:hAnsi="Verdana" w:cs="Verdana"/>
-          <w:b/>
-          <w:sz w:val="18"/>
-          <w:szCs w:val="18"/>
-        </w:rPr>
-        <w:t>Dec-2021</w:t>
+        <w:t>Dec’ 2019 – Dec-2021</w:t>
       </w:r>
     </w:p>
     <w:p>
@@ -17244,16 +16670,7 @@
           <w:color w:val="000000"/>
           <w:u w:val="single"/>
         </w:rPr>
-        <w:t>isely</w:t>
-      </w:r>
-      <w:r>
-        <w:rPr>
-          <w:rFonts w:ascii="Verdana" w:eastAsia="Verdana" w:hAnsi="Verdana" w:cs="Verdana"/>
-          <w:b/>
-          <w:color w:val="000000"/>
-          <w:u w:val="single"/>
-        </w:rPr>
-        <w:t xml:space="preserve"> </w:t>
+        <w:t xml:space="preserve">isely </w:t>
       </w:r>
       <w:r>
         <w:rPr>
@@ -18869,14 +18286,7 @@
           <w:rStyle w:val="Strong"/>
           <w:rFonts w:eastAsiaTheme="majorEastAsia"/>
         </w:rPr>
-        <w:t>Azure Blob Storage</w:t>
-      </w:r>
-      <w:r>
-        <w:rPr>
-          <w:rStyle w:val="Strong"/>
-          <w:rFonts w:eastAsiaTheme="majorEastAsia"/>
-        </w:rPr>
-        <w:t xml:space="preserve">, </w:t>
+        <w:t xml:space="preserve">Azure Blob Storage, </w:t>
       </w:r>
       <w:r>
         <w:rPr>
@@ -18890,49 +18300,7 @@
           <w:rStyle w:val="Strong"/>
           <w:rFonts w:eastAsiaTheme="majorEastAsia"/>
         </w:rPr>
-        <w:t xml:space="preserve"> </w:t>
-      </w:r>
-      <w:r>
-        <w:rPr>
-          <w:rStyle w:val="Strong"/>
-          <w:rFonts w:eastAsiaTheme="majorEastAsia"/>
-        </w:rPr>
-        <w:t xml:space="preserve">, </w:t>
-      </w:r>
-      <w:r>
-        <w:rPr>
-          <w:rStyle w:val="Strong"/>
-          <w:rFonts w:eastAsiaTheme="majorEastAsia"/>
-        </w:rPr>
-        <w:t>Azure Virtual Machines (VMs)</w:t>
-      </w:r>
-      <w:r>
-        <w:rPr>
-          <w:rStyle w:val="Strong"/>
-          <w:rFonts w:eastAsiaTheme="majorEastAsia"/>
-        </w:rPr>
-        <w:t xml:space="preserve">, </w:t>
-      </w:r>
-      <w:r>
-        <w:rPr>
-          <w:rStyle w:val="Strong"/>
-          <w:rFonts w:eastAsiaTheme="majorEastAsia"/>
-        </w:rPr>
-        <w:t>Azure DevOps &amp; Terraform</w:t>
-      </w:r>
-      <w:r>
-        <w:rPr>
-          <w:rStyle w:val="Strong"/>
-          <w:rFonts w:eastAsiaTheme="majorEastAsia"/>
-        </w:rPr>
-        <w:t xml:space="preserve">, </w:t>
-      </w:r>
-      <w:r>
-        <w:rPr>
-          <w:rStyle w:val="Strong"/>
-          <w:rFonts w:eastAsiaTheme="majorEastAsia"/>
-        </w:rPr>
-        <w:t>Azure Container Registry (ACR)</w:t>
+        <w:t xml:space="preserve"> , Azure Virtual Machines (VMs), Azure DevOps &amp; Terraform, Azure Container Registry (ACR)</w:t>
       </w:r>
       <w:r>
         <w:t xml:space="preserve"> </w:t>
@@ -19230,16 +18598,7 @@
           <w:sz w:val="27"/>
           <w:szCs w:val="27"/>
         </w:rPr>
-        <w:t xml:space="preserve">am Size : </w:t>
-      </w:r>
-      <w:r>
-        <w:rPr>
-          <w:b/>
-          <w:bCs/>
-          <w:sz w:val="27"/>
-          <w:szCs w:val="27"/>
-        </w:rPr>
-        <w:t>9</w:t>
+        <w:t>am Size : 9</w:t>
       </w:r>
     </w:p>
     <w:p>
@@ -20555,16 +19914,7 @@
           <w:sz w:val="27"/>
           <w:szCs w:val="27"/>
         </w:rPr>
-        <w:t xml:space="preserve">am Size : </w:t>
-      </w:r>
-      <w:r>
-        <w:rPr>
-          <w:b/>
-          <w:bCs/>
-          <w:sz w:val="27"/>
-          <w:szCs w:val="27"/>
-        </w:rPr>
-        <w:t>8</w:t>
+        <w:t>am Size : 8</w:t>
       </w:r>
     </w:p>
     <w:p>
@@ -20912,61 +20262,7 @@
           <w:sz w:val="18"/>
           <w:szCs w:val="18"/>
         </w:rPr>
-        <w:t>Nov</w:t>
-      </w:r>
-      <w:r>
-        <w:rPr>
-          <w:rFonts w:ascii="Verdana" w:eastAsia="Verdana" w:hAnsi="Verdana" w:cs="Verdana"/>
-          <w:b/>
-          <w:sz w:val="18"/>
-          <w:szCs w:val="18"/>
-        </w:rPr>
-        <w:t>’ 20</w:t>
-      </w:r>
-      <w:r>
-        <w:rPr>
-          <w:rFonts w:ascii="Verdana" w:eastAsia="Verdana" w:hAnsi="Verdana" w:cs="Verdana"/>
-          <w:b/>
-          <w:sz w:val="18"/>
-          <w:szCs w:val="18"/>
-        </w:rPr>
-        <w:t>14</w:t>
-      </w:r>
-      <w:r>
-        <w:rPr>
-          <w:rFonts w:ascii="Verdana" w:eastAsia="Verdana" w:hAnsi="Verdana" w:cs="Verdana"/>
-          <w:b/>
-          <w:sz w:val="18"/>
-          <w:szCs w:val="18"/>
-        </w:rPr>
-        <w:t xml:space="preserve"> – </w:t>
-      </w:r>
-      <w:r>
-        <w:rPr>
-          <w:rFonts w:ascii="Verdana" w:eastAsia="Verdana" w:hAnsi="Verdana" w:cs="Verdana"/>
-          <w:b/>
-          <w:sz w:val="18"/>
-          <w:szCs w:val="18"/>
-        </w:rPr>
-        <w:t>Nov-</w:t>
-      </w:r>
-      <w:r>
-        <w:rPr>
-          <w:rFonts w:ascii="Verdana" w:eastAsia="Verdana" w:hAnsi="Verdana" w:cs="Verdana"/>
-          <w:b/>
-          <w:sz w:val="18"/>
-          <w:szCs w:val="18"/>
-        </w:rPr>
-        <w:t xml:space="preserve"> 20</w:t>
-      </w:r>
-      <w:r>
-        <w:rPr>
-          <w:rFonts w:ascii="Verdana" w:eastAsia="Verdana" w:hAnsi="Verdana" w:cs="Verdana"/>
-          <w:b/>
-          <w:sz w:val="18"/>
-          <w:szCs w:val="18"/>
-        </w:rPr>
-        <w:t>19</w:t>
+        <w:t>Nov’ 2014 – Nov- 2019</w:t>
       </w:r>
     </w:p>
     <w:p>
@@ -21322,21 +20618,7 @@
           <w:rStyle w:val="Strong"/>
           <w:rFonts w:eastAsiaTheme="majorEastAsia"/>
         </w:rPr>
-        <w:t>Backend</w:t>
-      </w:r>
-      <w:r>
-        <w:rPr>
-          <w:rStyle w:val="Strong"/>
-          <w:rFonts w:eastAsiaTheme="majorEastAsia"/>
-        </w:rPr>
-        <w:t xml:space="preserve"> </w:t>
-      </w:r>
-      <w:r>
-        <w:rPr>
-          <w:rStyle w:val="Strong"/>
-          <w:rFonts w:eastAsiaTheme="majorEastAsia"/>
-        </w:rPr>
-        <w:t xml:space="preserve"> Development:</w:t>
+        <w:t>Backend  Development:</w:t>
       </w:r>
       <w:r>
         <w:t xml:space="preserve"> Develop and maintain backend applications using </w:t>
@@ -21534,22 +20816,7 @@
     </w:p>
     <w:p>
       <w:r>
-        <w:t xml:space="preserve">Python 3, GitHub, HTML5/CSS, </w:t>
-      </w:r>
-      <w:r>
-        <w:t>PostgreSQL</w:t>
-      </w:r>
-      <w:r>
-        <w:t xml:space="preserve">, JavaScript, </w:t>
-      </w:r>
-      <w:r>
-        <w:t>PyCharm</w:t>
-      </w:r>
-      <w:r>
-        <w:t xml:space="preserve">, Linux, Shell </w:t>
-      </w:r>
-      <w:r>
-        <w:t>Scripting,</w:t>
+        <w:t>Python 3, GitHub, HTML5/CSS, PostgreSQL, JavaScript, PyCharm, Linux, Shell Scripting,</w:t>
       </w:r>
     </w:p>
     <w:p>
@@ -21805,42 +21072,15 @@
         </w:rPr>
         <w:t xml:space="preserve"> </w:t>
       </w:r>
-      <w:r>
-        <w:rPr>
-          <w:rFonts w:ascii="Apple Color Emoji" w:hAnsi="Apple Color Emoji" w:cs="Apple Color Emoji"/>
-        </w:rPr>
-        <w:fldChar w:fldCharType="begin"/>
-      </w:r>
-      <w:r>
-        <w:rPr>
-          <w:rFonts w:ascii="Apple Color Emoji" w:hAnsi="Apple Color Emoji" w:cs="Apple Color Emoji"/>
-        </w:rPr>
-        <w:instrText>HYPERLINK  \l "projectList"</w:instrText>
-      </w:r>
-      <w:r>
-        <w:rPr>
-          <w:rFonts w:ascii="Apple Color Emoji" w:hAnsi="Apple Color Emoji" w:cs="Apple Color Emoji"/>
-        </w:rPr>
-      </w:r>
-      <w:r>
-        <w:rPr>
-          <w:rFonts w:ascii="Apple Color Emoji" w:hAnsi="Apple Color Emoji" w:cs="Apple Color Emoji"/>
-        </w:rPr>
-        <w:fldChar w:fldCharType="separate"/>
-      </w:r>
-      <w:r>
-        <w:rPr>
-          <w:rStyle w:val="Hyperlink"/>
-          <w:rFonts w:ascii="Apple Color Emoji" w:hAnsi="Apple Color Emoji" w:cs="Apple Color Emoji"/>
-        </w:rPr>
-        <w:t>⬆</w:t>
-      </w:r>
-      <w:r>
-        <w:rPr>
-          <w:rFonts w:ascii="Apple Color Emoji" w:hAnsi="Apple Color Emoji" w:cs="Apple Color Emoji"/>
-        </w:rPr>
-        <w:fldChar w:fldCharType="end"/>
-      </w:r>
+      <w:hyperlink w:anchor="projectList" w:history="1">
+        <w:r>
+          <w:rPr>
+            <w:rStyle w:val="Hyperlink"/>
+            <w:rFonts w:ascii="Apple Color Emoji" w:hAnsi="Apple Color Emoji" w:cs="Apple Color Emoji"/>
+          </w:rPr>
+          <w:t>⬆</w:t>
+        </w:r>
+      </w:hyperlink>
     </w:p>
     <w:tbl>
       <w:tblPr>
@@ -22334,13 +21574,7 @@
         <w:t xml:space="preserve"> </w:t>
       </w:r>
       <w:r>
-        <w:t xml:space="preserve">Used Python programming and Django for the backend development, </w:t>
-      </w:r>
-      <w:r>
-        <w:t>Bootstrap</w:t>
-      </w:r>
-      <w:r>
-        <w:t xml:space="preserve"> for frontend</w:t>
+        <w:t>Used Python programming and Django for the backend development, Bootstrap for frontend</w:t>
       </w:r>
       <w:r>
         <w:t xml:space="preserve"> </w:t>
@@ -22400,13 +21634,7 @@
         <w:t xml:space="preserve"> </w:t>
       </w:r>
       <w:r>
-        <w:t xml:space="preserve">Used </w:t>
-      </w:r>
-      <w:r>
-        <w:t>JavaScript’s</w:t>
-      </w:r>
-      <w:r>
-        <w:t xml:space="preserve"> for data validations and designed validations modules.</w:t>
+        <w:t>Used JavaScript’s for data validations and designed validations modules.</w:t>
       </w:r>
     </w:p>
     <w:p>
@@ -22641,37 +21869,7 @@
     </w:p>
     <w:p>
       <w:r>
-        <w:t xml:space="preserve">Python </w:t>
-      </w:r>
-      <w:r>
-        <w:t>3</w:t>
-      </w:r>
-      <w:r>
-        <w:t>, Django, Django</w:t>
-      </w:r>
-      <w:r>
-        <w:t>MVT</w:t>
-      </w:r>
-      <w:r>
-        <w:t xml:space="preserve">, </w:t>
-      </w:r>
-      <w:r>
-        <w:t>JavaScript</w:t>
-      </w:r>
-      <w:r>
-        <w:t xml:space="preserve"> Validation, GitHub, HTML5/CSS,</w:t>
-      </w:r>
-      <w:r>
-        <w:t xml:space="preserve"> Postgreql</w:t>
-      </w:r>
-      <w:r>
-        <w:t>, JavaScript, Pycharm, Linux, Shell Scripting, JIRA,unit and regression testing, Rest</w:t>
-      </w:r>
-      <w:r>
-        <w:t xml:space="preserve"> </w:t>
-      </w:r>
-      <w:r>
-        <w:t>Framework, Data handling and sorting.</w:t>
+        <w:t>Python 3, Django, DjangoMVT, JavaScript Validation, GitHub, HTML5/CSS, Postgreql, JavaScript, Pycharm, Linux, Shell Scripting, JIRA,unit and regression testing, Rest Framework, Data handling and sorting.</w:t>
       </w:r>
     </w:p>
     <w:p>
@@ -24119,39 +23317,7 @@
             <w:rFonts w:ascii="Verdana" w:eastAsia="Verdana" w:hAnsi="Verdana" w:cs="Verdana"/>
             <w:b/>
           </w:rPr>
-          <w:t>Back to</w:t>
-        </w:r>
-        <w:r>
-          <w:rPr>
-            <w:rStyle w:val="Hyperlink"/>
-            <w:rFonts w:ascii="Verdana" w:eastAsia="Verdana" w:hAnsi="Verdana" w:cs="Verdana"/>
-            <w:b/>
-          </w:rPr>
-          <w:t xml:space="preserve"> </w:t>
-        </w:r>
-        <w:r>
-          <w:rPr>
-            <w:rStyle w:val="Hyperlink"/>
-            <w:rFonts w:ascii="Verdana" w:eastAsia="Verdana" w:hAnsi="Verdana" w:cs="Verdana"/>
-            <w:b/>
-          </w:rPr>
-          <w:t>Projec</w:t>
-        </w:r>
-        <w:r>
-          <w:rPr>
-            <w:rStyle w:val="Hyperlink"/>
-            <w:rFonts w:ascii="Verdana" w:eastAsia="Verdana" w:hAnsi="Verdana" w:cs="Verdana"/>
-            <w:b/>
-          </w:rPr>
-          <w:t>t</w:t>
-        </w:r>
-        <w:r>
-          <w:rPr>
-            <w:rStyle w:val="Hyperlink"/>
-            <w:rFonts w:ascii="Verdana" w:eastAsia="Verdana" w:hAnsi="Verdana" w:cs="Verdana"/>
-            <w:b/>
-          </w:rPr>
-          <w:t xml:space="preserve"> Details  </w:t>
+          <w:t xml:space="preserve">Back to Project Details  </w:t>
         </w:r>
       </w:hyperlink>
       <w:r>
@@ -24219,55 +23385,18 @@
         <w:szCs w:val="40"/>
       </w:rPr>
     </w:pPr>
-    <w:r>
-      <w:rPr>
-        <w:rFonts w:ascii="Apple Color Emoji" w:hAnsi="Apple Color Emoji" w:cs="Apple Color Emoji"/>
-        <w:sz w:val="40"/>
-        <w:szCs w:val="40"/>
-      </w:rPr>
-      <w:fldChar w:fldCharType="begin"/>
-    </w:r>
-    <w:r>
-      <w:rPr>
-        <w:rFonts w:ascii="Apple Color Emoji" w:hAnsi="Apple Color Emoji" w:cs="Apple Color Emoji"/>
-        <w:sz w:val="40"/>
-        <w:szCs w:val="40"/>
-      </w:rPr>
-      <w:instrText>HYPERLINK  \l "projectList"</w:instrText>
-    </w:r>
-    <w:r>
-      <w:rPr>
-        <w:rFonts w:ascii="Apple Color Emoji" w:hAnsi="Apple Color Emoji" w:cs="Apple Color Emoji"/>
-        <w:sz w:val="40"/>
-        <w:szCs w:val="40"/>
-      </w:rPr>
-    </w:r>
-    <w:r>
-      <w:rPr>
-        <w:rFonts w:ascii="Apple Color Emoji" w:hAnsi="Apple Color Emoji" w:cs="Apple Color Emoji"/>
-        <w:sz w:val="40"/>
-        <w:szCs w:val="40"/>
-      </w:rPr>
-      <w:fldChar w:fldCharType="separate"/>
-    </w:r>
-    <w:r>
-      <w:rPr>
-        <w:rStyle w:val="Hyperlink"/>
-        <w:rFonts w:ascii="Apple Color Emoji" w:hAnsi="Apple Color Emoji" w:cs="Apple Color Emoji"/>
-        <w:sz w:val="40"/>
-        <w:szCs w:val="40"/>
-        <w:u w:val="none"/>
-      </w:rPr>
-      <w:t>⬆</w:t>
-    </w:r>
-    <w:r>
-      <w:rPr>
-        <w:rFonts w:ascii="Apple Color Emoji" w:hAnsi="Apple Color Emoji" w:cs="Apple Color Emoji"/>
-        <w:sz w:val="40"/>
-        <w:szCs w:val="40"/>
-      </w:rPr>
-      <w:fldChar w:fldCharType="end"/>
-    </w:r>
+    <w:hyperlink w:anchor="projectList" w:history="1">
+      <w:r>
+        <w:rPr>
+          <w:rStyle w:val="Hyperlink"/>
+          <w:rFonts w:ascii="Apple Color Emoji" w:hAnsi="Apple Color Emoji" w:cs="Apple Color Emoji"/>
+          <w:sz w:val="40"/>
+          <w:szCs w:val="40"/>
+          <w:u w:val="none"/>
+        </w:rPr>
+        <w:t>⬆</w:t>
+      </w:r>
+    </w:hyperlink>
   </w:p>
   <w:p>
     <w:pPr>
